--- a/downloads/student/ai-4-week-14.docx
+++ b/downloads/student/ai-4-week-14.docx
@@ -1804,6 +1804,16 @@
     <w:p>
       <w:r>
         <w:t>Ten cases per group provide noisy evidence; the exercise does not establish calibration on every score or setting.</w:t>
+      </w:r>
+    </w:p>
+    <w:p>
+      <w:r>
+        <w:t>Read the labelled picture: Does a calibrated 0.8 score mean every such leaf is spotted? Point to the relevant step in the picture, then write the changed result and the rule or evidence that supports it.</w:t>
+      </w:r>
+    </w:p>
+    <w:p>
+      <w:r>
+        <w:t>Change one thing: The 0.2 group has two spotted cases instead of four. Predict the result before checking the explanation. What remains the same?</w:t>
       </w:r>
     </w:p>
     <w:p>
@@ -3571,6 +3581,187 @@
     <w:p>
       <w:r>
         <w:t>Attempt the independent case before hints. Record whether you worked alone, used a hint or followed a model. After feedback, fix the first unsupported step and explain why it changed. A later check uses a changed case, not a copied answer.</w:t>
+      </w:r>
+    </w:p>
+    <w:p>
+      <w:pPr>
+        <w:pStyle w:val="Heading1"/>
+      </w:pPr>
+      <w:r>
+        <w:t>15. Your lesson route</w:t>
+      </w:r>
+    </w:p>
+    <w:p>
+      <w:r>
+        <w:t>Start with this question: Treat calibration as a comparison across groups of probability scores.</w:t>
+      </w:r>
+    </w:p>
+    <w:tbl>
+      <w:tblPr>
+        <w:tblStyle w:val="LightShading-Accent1"/>
+        <w:tblW w:type="auto" w:w="0"/>
+        <w:tblLook w:firstColumn="1" w:firstRow="1" w:lastColumn="0" w:lastRow="0" w:noHBand="0" w:noVBand="1" w:val="04A0"/>
+      </w:tblPr>
+      <w:tblGrid>
+        <w:gridCol w:w="5112"/>
+        <w:gridCol w:w="5112"/>
+      </w:tblGrid>
+      <w:tr>
+        <w:trPr>
+          <w:tblHeader/>
+        </w:trPr>
+        <w:tc>
+          <w:tcPr>
+            <w:tcW w:type="dxa" w:w="5112"/>
+          </w:tcPr>
+          <w:p>
+            <w:r>
+              <w:t>By the end, I can</w:t>
+            </w:r>
+          </w:p>
+        </w:tc>
+        <w:tc>
+          <w:tcPr>
+            <w:tcW w:type="dxa" w:w="5112"/>
+          </w:tcPr>
+          <w:p>
+            <w:r>
+              <w:t>How I will show it</w:t>
+            </w:r>
+          </w:p>
+        </w:tc>
+      </w:tr>
+      <w:tr>
+        <w:tc>
+          <w:tcPr>
+            <w:tcW w:type="dxa" w:w="5112"/>
+          </w:tcPr>
+          <w:p>
+            <w:r>
+              <w:t>Interpret calibration using groups of forecasts</w:t>
+            </w:r>
+          </w:p>
+        </w:tc>
+        <w:tc>
+          <w:tcPr>
+            <w:tcW w:type="dxa" w:w="5112"/>
+          </w:tcPr>
+          <w:p>
+            <w:r>
+              <w:t>Explain the deciding step, show a trace or test, and state one limit.</w:t>
+            </w:r>
+          </w:p>
+        </w:tc>
+      </w:tr>
+      <w:tr>
+        <w:tc>
+          <w:tcPr>
+            <w:tcW w:type="dxa" w:w="5112"/>
+          </w:tcPr>
+          <w:p>
+            <w:r>
+              <w:t>Compare average predicted probability with observed frequency</w:t>
+            </w:r>
+          </w:p>
+        </w:tc>
+        <w:tc>
+          <w:tcPr>
+            <w:tcW w:type="dxa" w:w="5112"/>
+          </w:tcPr>
+          <w:p>
+            <w:r>
+              <w:t>Explain the deciding step, show a trace or test, and state one limit.</w:t>
+            </w:r>
+          </w:p>
+        </w:tc>
+      </w:tr>
+      <w:tr>
+        <w:tc>
+          <w:tcPr>
+            <w:tcW w:type="dxa" w:w="5112"/>
+          </w:tcPr>
+          <w:p>
+            <w:r>
+              <w:t>Distinguish calibration from individual correctness</w:t>
+            </w:r>
+          </w:p>
+        </w:tc>
+        <w:tc>
+          <w:tcPr>
+            <w:tcW w:type="dxa" w:w="5112"/>
+          </w:tcPr>
+          <w:p>
+            <w:r>
+              <w:t>Explain the deciding step, show a trace or test, and state one limit.</w:t>
+            </w:r>
+          </w:p>
+        </w:tc>
+      </w:tr>
+    </w:tbl>
+    <w:p>
+      <w:r>
+        <w:t>Remember → watch and explain → try with help → investigate → try independently → keep project evidence. Your teacher may spread this lesson across several classes.</w:t>
+      </w:r>
+    </w:p>
+    <w:p>
+      <w:r>
+        <w:t>Keep your first prediction. Compare it with what the evidence shows and explain any change.</w:t>
+      </w:r>
+    </w:p>
+    <w:p>
+      <w:pPr>
+        <w:pStyle w:val="Heading1"/>
+      </w:pPr>
+      <w:r>
+        <w:t>16. Finish and return</w:t>
+      </w:r>
+    </w:p>
+    <w:p>
+      <w:r>
+        <w:t>Close your notes. Explain this goal in your own words: Interpret calibration using groups of forecasts</w:t>
+      </w:r>
+    </w:p>
+    <w:p>
+      <w:pPr>
+        <w:pStyle w:val="Heading3"/>
+      </w:pPr>
+      <w:r>
+        <w:t>My deciding step, evidence and one remaining question</w:t>
+      </w:r>
+    </w:p>
+    <w:p>
+      <w:r>
+        <w:t>________________________________________________________________</w:t>
+      </w:r>
+    </w:p>
+    <w:p>
+      <w:r>
+        <w:t>________________________________________________________________</w:t>
+      </w:r>
+    </w:p>
+    <w:p>
+      <w:r>
+        <w:t>________________________________________________________________</w:t>
+      </w:r>
+    </w:p>
+    <w:p>
+      <w:r>
+        <w:t>________________________________________________________________</w:t>
+      </w:r>
+    </w:p>
+    <w:p>
+      <w:r>
+        <w:t>________________________________________________________________</w:t>
+      </w:r>
+    </w:p>
+    <w:p>
+      <w:r>
+        <w:t>If you are unsure, return to the worked picture and explain one arrow. If you are ready, change an input or assumption and justify your prediction.</w:t>
+      </w:r>
+    </w:p>
+    <w:p>
+      <w:r>
+        <w:t>Save your workbook evidence. At the next review, try a different case before opening your old answer.</w:t>
       </w:r>
     </w:p>
     <w:sectPr>

--- a/downloads/student/ai-4-week-14.docx
+++ b/downloads/student/ai-4-week-14.docx
@@ -3762,6 +3762,215 @@
     <w:p>
       <w:r>
         <w:t>Save your workbook evidence. At the next review, try a different case before opening your old answer.</w:t>
+      </w:r>
+    </w:p>
+    <w:p>
+      <w:pPr>
+        <w:pStyle w:val="Heading1"/>
+      </w:pPr>
+      <w:r>
+        <w:t>17. Supported practice, repair and portfolio</w:t>
+      </w:r>
+    </w:p>
+    <w:p>
+      <w:r>
+        <w:t>Use this supported practice once, in the browser or on paper. Keep the reserved independent assessment for a separate first attempt before teacher feedback.</w:t>
+      </w:r>
+    </w:p>
+    <w:p>
+      <w:r>
+        <w:t>Treat calibration as a comparison across groups of probability scores.</w:t>
+      </w:r>
+    </w:p>
+    <w:p>
+      <w:pPr>
+        <w:pStyle w:val="Heading3"/>
+      </w:pPr>
+      <w:r>
+        <w:t>Practice 1: explain the deciding evidence</w:t>
+      </w:r>
+    </w:p>
+    <w:p>
+      <w:r>
+        <w:t>Which labelled step matches this detail? The 0.8 group matches here; the 0.2 group understates the observed fraction by 0.2.</w:t>
+      </w:r>
+    </w:p>
+    <w:p>
+      <w:r>
+        <w:t>1. Group scores</w:t>
+      </w:r>
+    </w:p>
+    <w:p>
+      <w:r>
+        <w:t>2. Compare frequencies</w:t>
+      </w:r>
+    </w:p>
+    <w:p>
+      <w:r>
+        <w:t>3. Interpret gap</w:t>
+      </w:r>
+    </w:p>
+    <w:p>
+      <w:pPr>
+        <w:pStyle w:val="Heading3"/>
+      </w:pPr>
+      <w:r>
+        <w:t>My selected conclusion, deciding fact and explanation</w:t>
+      </w:r>
+    </w:p>
+    <w:p>
+      <w:r>
+        <w:t>________________________________________________________________</w:t>
+      </w:r>
+    </w:p>
+    <w:p>
+      <w:r>
+        <w:t>________________________________________________________________</w:t>
+      </w:r>
+    </w:p>
+    <w:p>
+      <w:r>
+        <w:t>________________________________________________________________</w:t>
+      </w:r>
+    </w:p>
+    <w:p>
+      <w:r>
+        <w:t>________________________________________________________________</w:t>
+      </w:r>
+    </w:p>
+    <w:p>
+      <w:r>
+        <w:t>________________________________________________________________</w:t>
+      </w:r>
+    </w:p>
+    <w:p>
+      <w:r>
+        <w:t>Hint if needed: Read the steps in the pictorial case. Match the supplied detail to the stage that performs or records it.</w:t>
+      </w:r>
+    </w:p>
+    <w:p>
+      <w:r>
+        <w:t>After your attempt, compare with the supported explanation: Interpret gap The 0.8 group matches here; the 0.2 group understates the observed fraction by 0.2. Read the picture in order. The 0.8 group matches here; the 0.2 group understates the observed fraction by 0.2. The arrows show which recorded input or intermediate result each decision uses. Explain the deciding step aloud before checking the changed case; pointing to the final answer alone does not show how it follows.</w:t>
+      </w:r>
+    </w:p>
+    <w:p>
+      <w:pPr>
+        <w:pStyle w:val="Heading3"/>
+      </w:pPr>
+      <w:r>
+        <w:t>Practice 2: explain the deciding evidence</w:t>
+      </w:r>
+    </w:p>
+    <w:p>
+      <w:r>
+        <w:t>Changed-case practice: The 0.2 group has two spotted cases instead of four. Which conclusion is supported by the supplied facts?</w:t>
+      </w:r>
+    </w:p>
+    <w:p>
+      <w:r>
+        <w:t>1. Its observed fraction becomes 0.2 and matches the supplied score in this group.</w:t>
+      </w:r>
+    </w:p>
+    <w:p>
+      <w:r>
+        <w:t>2. This one example guarantees correct results for every future input.</w:t>
+      </w:r>
+    </w:p>
+    <w:p>
+      <w:r>
+        <w:t>3. We can decide the result without examining the changed input or the procedure.</w:t>
+      </w:r>
+    </w:p>
+    <w:p>
+      <w:pPr>
+        <w:pStyle w:val="Heading3"/>
+      </w:pPr>
+      <w:r>
+        <w:t>My selected conclusion, deciding fact and explanation</w:t>
+      </w:r>
+    </w:p>
+    <w:p>
+      <w:r>
+        <w:t>________________________________________________________________</w:t>
+      </w:r>
+    </w:p>
+    <w:p>
+      <w:r>
+        <w:t>________________________________________________________________</w:t>
+      </w:r>
+    </w:p>
+    <w:p>
+      <w:r>
+        <w:t>________________________________________________________________</w:t>
+      </w:r>
+    </w:p>
+    <w:p>
+      <w:r>
+        <w:t>________________________________________________________________</w:t>
+      </w:r>
+    </w:p>
+    <w:p>
+      <w:r>
+        <w:t>________________________________________________________________</w:t>
+      </w:r>
+    </w:p>
+    <w:p>
+      <w:r>
+        <w:t>Hint if needed: Use the changed condition and the deciding step in the pictorial trace. The answer must say what follows from those facts.</w:t>
+      </w:r>
+    </w:p>
+    <w:p>
+      <w:r>
+        <w:t>After your attempt, compare with the supported explanation: Its observed fraction becomes 0.2 and matches the supplied score in this group. Calibration compares stated probabilities with group outcome frequencies.</w:t>
+      </w:r>
+    </w:p>
+    <w:p>
+      <w:pPr>
+        <w:pStyle w:val="Heading3"/>
+      </w:pPr>
+      <w:r>
+        <w:t>Repair a missing building block</w:t>
+      </w:r>
+    </w:p>
+    <w:p>
+      <w:r>
+        <w:t>Review Train a Classifier (ai-4/13). Goal: Connect training-only scaling and neighbour prediction in one pipeline. Short practice: Which pipeline record would help another team reproduce the result? Point to the relevant step in the picture, then write the changed result and the rule or evidence that supports it.. Return to this week and explain what you changed.</w:t>
+      </w:r>
+    </w:p>
+    <w:p>
+      <w:r>
+        <w:t>Review Decision Trees (ai-4/11). Goal: Fit a root question and leaf predictions from training examples. Short practice: Which input distinguishes the original and changed tree? Point to the relevant step in the picture, then write the changed result and the rule or evidence that supports it.. Return to this week and explain what you changed.</w:t>
+      </w:r>
+    </w:p>
+    <w:p>
+      <w:r>
+        <w:t>Review Leakage (ai-4/8). Goal: Choose a split unit that matches the intended prediction claim. Short practice: How many independently new plant identities are in the original test? Point to the relevant step in the picture, then write the changed result and the rule or evidence that supports it.. Return to this week and explain what you changed.</w:t>
+      </w:r>
+    </w:p>
+    <w:p>
+      <w:pPr>
+        <w:pStyle w:val="Heading3"/>
+      </w:pPr>
+      <w:r>
+        <w:t>Predict, run and debug</w:t>
+      </w:r>
+    </w:p>
+    <w:p>
+      <w:r>
+        <w:t>The browser lab lets you edit the supported Python examples already included in this lesson. Predict first, run, inspect the actual output or error, change one input, then run again. Keep code, predictions, actual results and a reasoned revision together. On paper, label your result as a trace rather than an execution.</w:t>
+      </w:r>
+    </w:p>
+    <w:p>
+      <w:pPr>
+        <w:pStyle w:val="Heading3"/>
+      </w:pPr>
+      <w:r>
+        <w:t>Keep your completed work</w:t>
+      </w:r>
+    </w:p>
+    <w:p>
+      <w:r>
+        <w:t>Use Download completed work in the hosted lesson to export your answers, reflections, practice feedback and code-run evidence. Open the HTML copy to read or print it. Drafts stay in this browser when storage is available; clear drafts on a shared device.</w:t>
       </w:r>
     </w:p>
     <w:sectPr>

--- a/downloads/student/ai-4-week-14.docx
+++ b/downloads/student/ai-4-week-14.docx
@@ -42,6 +42,11 @@
       </w:r>
     </w:p>
     <w:p>
+      <w:r>
+        <w:t>Start with the target: Interpret calibration using groups of forecasts. Try the recall before opening notes.</w:t>
+      </w:r>
+    </w:p>
+    <w:p>
       <w:pPr>
         <w:pStyle w:val="Heading3"/>
       </w:pPr>
@@ -50,18 +55,72 @@
       </w:r>
     </w:p>
     <w:p>
-      <w:r>
-        <w:t>I can interpret calibration using groups of forecasts.</w:t>
-      </w:r>
-    </w:p>
-    <w:p>
-      <w:r>
-        <w:t>I can compare average predicted probability with observed frequency.</w:t>
-      </w:r>
-    </w:p>
-    <w:p>
-      <w:r>
-        <w:t>I can distinguish calibration from individual correctness.</w:t>
+      <w:pPr>
+        <w:spacing w:line="336" w:lineRule="auto" w:after="180"/>
+      </w:pPr>
+      <w:r>
+        <w:rPr>
+          <w:b w:val="0"/>
+        </w:rPr>
+        <w:t xml:space="preserve">I can interpret </w:t>
+      </w:r>
+      <w:r>
+        <w:rPr>
+          <w:b/>
+        </w:rPr>
+        <w:t>calibration</w:t>
+      </w:r>
+      <w:r>
+        <w:rPr>
+          <w:b w:val="0"/>
+        </w:rPr>
+        <w:t xml:space="preserve"> using groups of forecasts.</w:t>
+      </w:r>
+    </w:p>
+    <w:p>
+      <w:pPr>
+        <w:spacing w:line="336" w:lineRule="auto" w:after="180"/>
+      </w:pPr>
+      <w:r>
+        <w:rPr>
+          <w:b w:val="0"/>
+        </w:rPr>
+        <w:t xml:space="preserve">I can compare average predicted probability with </w:t>
+      </w:r>
+      <w:r>
+        <w:rPr>
+          <w:b/>
+        </w:rPr>
+        <w:t>observed frequency</w:t>
+      </w:r>
+      <w:r>
+        <w:rPr>
+          <w:b w:val="0"/>
+        </w:rPr>
+        <w:t>.</w:t>
+      </w:r>
+    </w:p>
+    <w:p>
+      <w:pPr>
+        <w:spacing w:line="336" w:lineRule="auto" w:after="180"/>
+      </w:pPr>
+      <w:r>
+        <w:rPr>
+          <w:b w:val="0"/>
+        </w:rPr>
+        <w:t xml:space="preserve">I can distinguish </w:t>
+      </w:r>
+      <w:r>
+        <w:rPr>
+          <w:b/>
+        </w:rPr>
+        <w:t>calibration</w:t>
+      </w:r>
+      <w:r>
+        <w:rPr>
+          <w:b w:val="0"/>
+        </w:rPr>
+        <w:t xml:space="preserve"> from individual correctness.</w:t>
       </w:r>
     </w:p>
     <w:p>
@@ -73,33 +132,117 @@
       </w:r>
     </w:p>
     <w:p>
-      <w:r>
-        <w:t>Close your notes first. A rough first answer helps us choose the right starting point; it is not a score for your ability.</w:t>
-      </w:r>
-    </w:p>
-    <w:p>
-      <w:r>
+      <w:pPr>
+        <w:spacing w:line="336" w:lineRule="auto" w:after="180"/>
+      </w:pPr>
+      <w:r>
+        <w:rPr>
+          <w:b w:val="0"/>
+        </w:rPr>
+        <w:t xml:space="preserve">Close your notes first. A rough first answer helps us choose the right starting point; it is not a </w:t>
+      </w:r>
+      <w:r>
+        <w:rPr>
+          <w:b/>
+        </w:rPr>
+        <w:t>score</w:t>
+      </w:r>
+      <w:r>
+        <w:rPr>
+          <w:b w:val="0"/>
+        </w:rPr>
+        <w:t xml:space="preserve"> for your ability.</w:t>
+      </w:r>
+    </w:p>
+    <w:p>
+      <w:pPr>
+        <w:spacing w:line="336" w:lineRule="auto" w:after="180"/>
+      </w:pPr>
+      <w:r>
+        <w:rPr>
+          <w:b w:val="0"/>
+        </w:rPr>
         <w:t>Without opening the old lesson, explain one key idea from Train a Classifier. Give an example and a mistake that the idea helps you avoid.</w:t>
       </w:r>
     </w:p>
     <w:p>
-      <w:r>
+      <w:pPr>
+        <w:spacing w:line="336" w:lineRule="auto" w:after="180"/>
+      </w:pPr>
+      <w:r>
+        <w:rPr>
+          <w:b w:val="0"/>
+        </w:rPr>
         <w:t>Without opening the old lesson, explain one key idea from Decision Trees. Give an example and a mistake that the idea helps you avoid.</w:t>
       </w:r>
     </w:p>
     <w:p>
-      <w:r>
+      <w:pPr>
+        <w:spacing w:line="336" w:lineRule="auto" w:after="180"/>
+      </w:pPr>
+      <w:r>
+        <w:rPr>
+          <w:b w:val="0"/>
+        </w:rPr>
         <w:t>Without opening the old lesson, explain one key idea from Leakage. Give an example and a mistake that the idea helps you avoid.</w:t>
       </w:r>
     </w:p>
     <w:p>
-      <w:r>
-        <w:t>After trying, check the relevant lesson or ask your teacher. Change the part of your explanation that the evidence shows was wrong.</w:t>
-      </w:r>
-    </w:p>
-    <w:p>
-      <w:r>
-        <w:t>A model score can rank predictions without matching the real frequency of correct outcomes.</w:t>
+      <w:pPr>
+        <w:spacing w:line="336" w:lineRule="auto" w:after="180"/>
+      </w:pPr>
+      <w:r>
+        <w:rPr>
+          <w:b w:val="0"/>
+        </w:rPr>
+        <w:t xml:space="preserve">After trying, check the relevant lesson or ask your teacher. Change the part of your explanation that the </w:t>
+      </w:r>
+      <w:r>
+        <w:rPr>
+          <w:b/>
+        </w:rPr>
+        <w:t>evidence</w:t>
+      </w:r>
+      <w:r>
+        <w:rPr>
+          <w:b w:val="0"/>
+        </w:rPr>
+        <w:t xml:space="preserve"> shows was wrong.</w:t>
+      </w:r>
+    </w:p>
+    <w:p>
+      <w:pPr>
+        <w:spacing w:line="336" w:lineRule="auto" w:after="180"/>
+      </w:pPr>
+      <w:r>
+        <w:rPr>
+          <w:b w:val="0"/>
+        </w:rPr>
+        <w:t xml:space="preserve">A model </w:t>
+      </w:r>
+      <w:r>
+        <w:rPr>
+          <w:b/>
+        </w:rPr>
+        <w:t>score</w:t>
+      </w:r>
+      <w:r>
+        <w:rPr>
+          <w:b w:val="0"/>
+        </w:rPr>
+        <w:t xml:space="preserve"> can rank </w:t>
+      </w:r>
+      <w:r>
+        <w:rPr>
+          <w:b/>
+        </w:rPr>
+        <w:t>prediction</w:t>
+      </w:r>
+      <w:r>
+        <w:rPr>
+          <w:b w:val="0"/>
+        </w:rPr>
+        <w:t>s without matching the real frequency of correct outcomes.</w:t>
       </w:r>
     </w:p>
     <w:p>
@@ -139,12 +282,57 @@
       </w:r>
     </w:p>
     <w:p>
-      <w:r>
-        <w:t>LEARNING TARGET  Twenty cases receive score .7 and fourteen are correct. Explain what the observed rate suggests and what it does not establish about another score group.</w:t>
-      </w:r>
-    </w:p>
-    <w:p>
-      <w:r>
+      <w:pPr>
+        <w:pStyle w:val="Heading3"/>
+      </w:pPr>
+      <w:r>
+        <w:t>Your target</w:t>
+      </w:r>
+    </w:p>
+    <w:p>
+      <w:pPr>
+        <w:spacing w:line="336" w:lineRule="auto" w:after="180"/>
+        <w:shd w:fill="EDF7F3"/>
+      </w:pPr>
+      <w:r>
+        <w:rPr>
+          <w:b w:val="0"/>
+        </w:rPr>
+        <w:t xml:space="preserve">LEARNING TARGET  Twenty cases receive </w:t>
+      </w:r>
+      <w:r>
+        <w:rPr>
+          <w:b/>
+        </w:rPr>
+        <w:t>score</w:t>
+      </w:r>
+      <w:r>
+        <w:rPr>
+          <w:b w:val="0"/>
+        </w:rPr>
+        <w:t xml:space="preserve"> .7 and fourteen are correct. Explain what the observed rate suggests and what it does not establish about another </w:t>
+      </w:r>
+      <w:r>
+        <w:rPr>
+          <w:b/>
+        </w:rPr>
+        <w:t>score</w:t>
+      </w:r>
+      <w:r>
+        <w:rPr>
+          <w:b w:val="0"/>
+        </w:rPr>
+        <w:t xml:space="preserve"> group.</w:t>
+      </w:r>
+    </w:p>
+    <w:p>
+      <w:pPr>
+        <w:spacing w:line="336" w:lineRule="auto" w:after="180"/>
+      </w:pPr>
+      <w:r>
+        <w:rPr>
+          <w:b w:val="0"/>
+        </w:rPr>
         <w:t>Builder name and experiment date:</w:t>
       </w:r>
     </w:p>
@@ -157,8 +345,27 @@
       </w:r>
     </w:p>
     <w:p>
-      <w:r>
-        <w:t>Does a score necessarily represent a probability?</w:t>
+      <w:pPr>
+        <w:spacing w:line="336" w:lineRule="auto" w:after="180"/>
+        <w:shd w:fill="F5F1FB"/>
+      </w:pPr>
+      <w:r>
+        <w:rPr>
+          <w:b w:val="0"/>
+        </w:rPr>
+        <w:t xml:space="preserve">Does a </w:t>
+      </w:r>
+      <w:r>
+        <w:rPr>
+          <w:b/>
+        </w:rPr>
+        <w:t>score</w:t>
+      </w:r>
+      <w:r>
+        <w:rPr>
+          <w:b w:val="0"/>
+        </w:rPr>
+        <w:t xml:space="preserve"> necessarily represent a probability?</w:t>
       </w:r>
     </w:p>
     <w:p>
@@ -170,8 +377,38 @@
       </w:r>
     </w:p>
     <w:p>
-      <w:r>
-        <w:t>By the end, I can explain scores and calibration intuition using a traced example and a stated limitation.</w:t>
+      <w:pPr>
+        <w:spacing w:line="336" w:lineRule="auto" w:after="180"/>
+      </w:pPr>
+      <w:r>
+        <w:rPr>
+          <w:b w:val="0"/>
+        </w:rPr>
+        <w:t xml:space="preserve">By the end, I can explain </w:t>
+      </w:r>
+      <w:r>
+        <w:rPr>
+          <w:b/>
+        </w:rPr>
+        <w:t>score</w:t>
+      </w:r>
+      <w:r>
+        <w:rPr>
+          <w:b w:val="0"/>
+        </w:rPr>
+        <w:t xml:space="preserve">s and </w:t>
+      </w:r>
+      <w:r>
+        <w:rPr>
+          <w:b/>
+        </w:rPr>
+        <w:t>calibration</w:t>
+      </w:r>
+      <w:r>
+        <w:rPr>
+          <w:b w:val="0"/>
+        </w:rPr>
+        <w:t xml:space="preserve"> intuition using a traced example and a stated limitation.</w:t>
       </w:r>
     </w:p>
     <w:p>
@@ -184,6 +421,17 @@
     </w:p>
     <w:p>
       <w:r>
+        <w:t>Investigate the supplied Scores and Calibration Intuition case. Separate observations, given facts and assumptions before choosing an explanation.</w:t>
+      </w:r>
+    </w:p>
+    <w:p>
+      <w:pPr>
+        <w:spacing w:line="336" w:lineRule="auto" w:after="180"/>
+      </w:pPr>
+      <w:r>
+        <w:rPr>
+          <w:b/>
+        </w:rPr>
         <w:t>PICTURE ENTRY</w:t>
       </w:r>
     </w:p>
@@ -196,8 +444,26 @@
       </w:r>
     </w:p>
     <w:p>
-      <w:r>
-        <w:t>Begin with visible evidence; do not explain more than the picture and information support.</w:t>
+      <w:pPr>
+        <w:spacing w:line="336" w:lineRule="auto" w:after="180"/>
+      </w:pPr>
+      <w:r>
+        <w:rPr>
+          <w:b w:val="0"/>
+        </w:rPr>
+        <w:t xml:space="preserve">Begin with visible </w:t>
+      </w:r>
+      <w:r>
+        <w:rPr>
+          <w:b/>
+        </w:rPr>
+        <w:t>evidence</w:t>
+      </w:r>
+      <w:r>
+        <w:rPr>
+          <w:b w:val="0"/>
+        </w:rPr>
+        <w:t>; do not explain more than the picture and information support.</w:t>
       </w:r>
     </w:p>
     <w:p>
@@ -237,33 +503,162 @@
       </w:r>
     </w:p>
     <w:p>
-      <w:r>
-        <w:t>MYSTERY  The team must use scores and calibration intuition to solve a model-building problem. What information do they have? What important evidence is still missing?</w:t>
-      </w:r>
-    </w:p>
-    <w:p>
-      <w:r>
+      <w:pPr>
+        <w:pStyle w:val="Heading3"/>
+      </w:pPr>
+      <w:r>
+        <w:t>Start with this puzzle</w:t>
+      </w:r>
+    </w:p>
+    <w:p>
+      <w:pPr>
+        <w:spacing w:line="336" w:lineRule="auto" w:after="180"/>
+        <w:shd w:fill="F1F6FC"/>
+      </w:pPr>
+      <w:r>
+        <w:rPr>
+          <w:b w:val="0"/>
+        </w:rPr>
+        <w:t xml:space="preserve">MYSTERY  The team must use </w:t>
+      </w:r>
+      <w:r>
+        <w:rPr>
+          <w:b/>
+        </w:rPr>
+        <w:t>score</w:t>
+      </w:r>
+      <w:r>
+        <w:rPr>
+          <w:b w:val="0"/>
+        </w:rPr>
+        <w:t xml:space="preserve">s and </w:t>
+      </w:r>
+      <w:r>
+        <w:rPr>
+          <w:b/>
+        </w:rPr>
+        <w:t>calibration</w:t>
+      </w:r>
+      <w:r>
+        <w:rPr>
+          <w:b w:val="0"/>
+        </w:rPr>
+        <w:t xml:space="preserve"> intuition to solve a model-building problem. What information do they have? What important </w:t>
+      </w:r>
+      <w:r>
+        <w:rPr>
+          <w:b/>
+        </w:rPr>
+        <w:t>evidence</w:t>
+      </w:r>
+      <w:r>
+        <w:rPr>
+          <w:b w:val="0"/>
+        </w:rPr>
+        <w:t xml:space="preserve"> is still missing?</w:t>
+      </w:r>
+    </w:p>
+    <w:p>
+      <w:pPr>
+        <w:spacing w:line="336" w:lineRule="auto" w:after="180"/>
+      </w:pPr>
+      <w:r>
+        <w:rPr>
+          <w:b w:val="0"/>
+        </w:rPr>
         <w:t>Name three visible details without interpreting them.</w:t>
       </w:r>
     </w:p>
     <w:p>
-      <w:r>
+      <w:pPr>
+        <w:spacing w:line="336" w:lineRule="auto" w:after="180"/>
+      </w:pPr>
+      <w:r>
+        <w:rPr>
+          <w:b w:val="0"/>
+        </w:rPr>
         <w:t>Predict the data, model, or evaluation decision being made.</w:t>
       </w:r>
     </w:p>
     <w:p>
-      <w:r>
+      <w:pPr>
+        <w:spacing w:line="336" w:lineRule="auto" w:after="180"/>
+      </w:pPr>
+      <w:r>
+        <w:rPr>
+          <w:b w:val="0"/>
+        </w:rPr>
         <w:t>Identify one hidden assumption that could change the result.</w:t>
       </w:r>
     </w:p>
     <w:p>
-      <w:r>
-        <w:t>State what evidence would confirm or reject your prediction.</w:t>
-      </w:r>
-    </w:p>
-    <w:p>
-      <w:r>
-        <w:t>My prediction and supporting evidence:</w:t>
+      <w:pPr>
+        <w:spacing w:line="336" w:lineRule="auto" w:after="180"/>
+      </w:pPr>
+      <w:r>
+        <w:rPr>
+          <w:b w:val="0"/>
+        </w:rPr>
+        <w:t xml:space="preserve">State what </w:t>
+      </w:r>
+      <w:r>
+        <w:rPr>
+          <w:b/>
+        </w:rPr>
+        <w:t>evidence</w:t>
+      </w:r>
+      <w:r>
+        <w:rPr>
+          <w:b w:val="0"/>
+        </w:rPr>
+        <w:t xml:space="preserve"> would confirm or reject your </w:t>
+      </w:r>
+      <w:r>
+        <w:rPr>
+          <w:b/>
+        </w:rPr>
+        <w:t>prediction</w:t>
+      </w:r>
+      <w:r>
+        <w:rPr>
+          <w:b w:val="0"/>
+        </w:rPr>
+        <w:t>.</w:t>
+      </w:r>
+    </w:p>
+    <w:p>
+      <w:pPr>
+        <w:spacing w:line="336" w:lineRule="auto" w:after="180"/>
+      </w:pPr>
+      <w:r>
+        <w:rPr>
+          <w:b w:val="0"/>
+        </w:rPr>
+        <w:t xml:space="preserve">My </w:t>
+      </w:r>
+      <w:r>
+        <w:rPr>
+          <w:b/>
+        </w:rPr>
+        <w:t>prediction</w:t>
+      </w:r>
+      <w:r>
+        <w:rPr>
+          <w:b w:val="0"/>
+        </w:rPr>
+        <w:t xml:space="preserve"> and supporting </w:t>
+      </w:r>
+      <w:r>
+        <w:rPr>
+          <w:b/>
+        </w:rPr>
+        <w:t>evidence</w:t>
+      </w:r>
+      <w:r>
+        <w:rPr>
+          <w:b w:val="0"/>
+        </w:rPr>
+        <w:t>:</w:t>
       </w:r>
     </w:p>
     <w:p>
@@ -275,13 +670,83 @@
       </w:r>
     </w:p>
     <w:p>
-      <w:r>
-        <w:t>If many comparable cases receive probability .8, a calibrated model should produce positives in roughly 80 percent of those cases over adequate data. It does not mean every case is 80 percent correct or that exactly eight of each next ten must be positive. Calibration is assessed across groups.</w:t>
-      </w:r>
-    </w:p>
-    <w:p>
-      <w:r>
-        <w:t>Use fictional classroom data throughout this investigation. Keep the task, units, reference labels and data split visible as you reason. Earlier weeks supplied the model-building process; this week examines calibration as a group property.</w:t>
+      <w:pPr>
+        <w:spacing w:line="336" w:lineRule="auto" w:after="180"/>
+      </w:pPr>
+      <w:r>
+        <w:rPr>
+          <w:b w:val="0"/>
+        </w:rPr>
+        <w:t>If many comparable cases receive probability .8, a calibrated model should produce positives in roughly 80 percent of those cases over adequate data.</w:t>
+      </w:r>
+    </w:p>
+    <w:p>
+      <w:pPr>
+        <w:spacing w:line="336" w:lineRule="auto" w:after="180"/>
+      </w:pPr>
+      <w:r>
+        <w:rPr>
+          <w:b w:val="0"/>
+        </w:rPr>
+        <w:t xml:space="preserve">It does not mean every case is 80 percent correct or that exactly eight of each next ten must be positive. </w:t>
+      </w:r>
+      <w:r>
+        <w:rPr>
+          <w:b/>
+        </w:rPr>
+        <w:t>Calibration</w:t>
+      </w:r>
+      <w:r>
+        <w:rPr>
+          <w:b w:val="0"/>
+        </w:rPr>
+        <w:t xml:space="preserve"> is assessed across groups.</w:t>
+      </w:r>
+    </w:p>
+    <w:p>
+      <w:pPr>
+        <w:spacing w:line="336" w:lineRule="auto" w:after="180"/>
+      </w:pPr>
+      <w:r>
+        <w:rPr>
+          <w:b w:val="0"/>
+        </w:rPr>
+        <w:t>Use fictional classroom data throughout this investigation. Keep the task, units, reference labels and data split visible as you reason.</w:t>
+      </w:r>
+    </w:p>
+    <w:p>
+      <w:pPr>
+        <w:spacing w:line="336" w:lineRule="auto" w:after="180"/>
+      </w:pPr>
+      <w:r>
+        <w:rPr>
+          <w:b w:val="0"/>
+        </w:rPr>
+        <w:t xml:space="preserve">Earlier weeks supplied the model-building </w:t>
+      </w:r>
+      <w:r>
+        <w:rPr>
+          <w:b/>
+        </w:rPr>
+        <w:t>process</w:t>
+      </w:r>
+      <w:r>
+        <w:rPr>
+          <w:b w:val="0"/>
+        </w:rPr>
+        <w:t xml:space="preserve">; this week examines </w:t>
+      </w:r>
+      <w:r>
+        <w:rPr>
+          <w:b/>
+        </w:rPr>
+        <w:t>calibration</w:t>
+      </w:r>
+      <w:r>
+        <w:rPr>
+          <w:b w:val="0"/>
+        </w:rPr>
+        <w:t xml:space="preserve"> as a group property.</w:t>
       </w:r>
     </w:p>
     <w:p>
@@ -294,7 +759,24 @@
     </w:p>
     <w:p>
       <w:r>
-        <w:t>ML MECHANISM</w:t>
+        <w:t>Follow the mechanism for Scores and Calibration Intuition. Connect each labelled input, deciding step and result.</w:t>
+      </w:r>
+    </w:p>
+    <w:p>
+      <w:pPr>
+        <w:spacing w:line="336" w:lineRule="auto" w:after="180"/>
+      </w:pPr>
+      <w:r>
+        <w:rPr>
+          <w:b/>
+        </w:rPr>
+        <w:t xml:space="preserve">ML </w:t>
+      </w:r>
+      <w:r>
+        <w:rPr>
+          <w:b/>
+        </w:rPr>
+        <w:t>MECHANISM</w:t>
       </w:r>
     </w:p>
     <w:p>
@@ -306,7 +788,13 @@
       </w:r>
     </w:p>
     <w:p>
-      <w:r>
+      <w:pPr>
+        <w:spacing w:line="336" w:lineRule="auto" w:after="180"/>
+      </w:pPr>
+      <w:r>
+        <w:rPr>
+          <w:b w:val="0"/>
+        </w:rPr>
         <w:t>Trace the information, fitted behavior, and evaluation proof separately.</w:t>
       </w:r>
     </w:p>
@@ -419,41 +907,262 @@
       </w:r>
     </w:p>
     <w:p>
-      <w:r>
-        <w:t>QUESTION  Bin prediction scores and compare average score with observed correctness.</w:t>
-      </w:r>
-    </w:p>
-    <w:p>
-      <w:r>
-        <w:t>MODEL IDEA  A model score can rank predictions without matching the real frequency of correct outcomes.</w:t>
-      </w:r>
-    </w:p>
-    <w:p>
-      <w:r>
+      <w:pPr>
+        <w:pStyle w:val="Heading3"/>
+      </w:pPr>
+      <w:r>
+        <w:t>Question to explain</w:t>
+      </w:r>
+    </w:p>
+    <w:p>
+      <w:pPr>
+        <w:spacing w:line="336" w:lineRule="auto" w:after="180"/>
+        <w:shd w:fill="F5F1FB"/>
+      </w:pPr>
+      <w:r>
+        <w:rPr>
+          <w:b w:val="0"/>
+        </w:rPr>
+        <w:t xml:space="preserve">QUESTION  Bin </w:t>
+      </w:r>
+      <w:r>
+        <w:rPr>
+          <w:b/>
+        </w:rPr>
+        <w:t>prediction</w:t>
+      </w:r>
+      <w:r>
+        <w:rPr>
+          <w:b w:val="0"/>
+        </w:rPr>
+        <w:t xml:space="preserve"> </w:t>
+      </w:r>
+      <w:r>
+        <w:rPr>
+          <w:b/>
+        </w:rPr>
+        <w:t>score</w:t>
+      </w:r>
+      <w:r>
+        <w:rPr>
+          <w:b w:val="0"/>
+        </w:rPr>
+        <w:t xml:space="preserve">s and compare average </w:t>
+      </w:r>
+      <w:r>
+        <w:rPr>
+          <w:b/>
+        </w:rPr>
+        <w:t>score</w:t>
+      </w:r>
+      <w:r>
+        <w:rPr>
+          <w:b w:val="0"/>
+        </w:rPr>
+        <w:t xml:space="preserve"> with observed correctness.</w:t>
+      </w:r>
+    </w:p>
+    <w:p>
+      <w:pPr>
+        <w:spacing w:line="336" w:lineRule="auto" w:after="180"/>
+      </w:pPr>
+      <w:r>
+        <w:rPr>
+          <w:b w:val="0"/>
+        </w:rPr>
+        <w:t xml:space="preserve">MODEL IDEA  A model </w:t>
+      </w:r>
+      <w:r>
+        <w:rPr>
+          <w:b/>
+        </w:rPr>
+        <w:t>score</w:t>
+      </w:r>
+      <w:r>
+        <w:rPr>
+          <w:b w:val="0"/>
+        </w:rPr>
+        <w:t xml:space="preserve"> can rank </w:t>
+      </w:r>
+      <w:r>
+        <w:rPr>
+          <w:b/>
+        </w:rPr>
+        <w:t>prediction</w:t>
+      </w:r>
+      <w:r>
+        <w:rPr>
+          <w:b w:val="0"/>
+        </w:rPr>
+        <w:t>s without matching the real frequency of correct outcomes.</w:t>
+      </w:r>
+    </w:p>
+    <w:p>
+      <w:pPr>
+        <w:spacing w:line="336" w:lineRule="auto" w:after="180"/>
+      </w:pPr>
+      <w:r>
+        <w:rPr>
+          <w:b w:val="0"/>
+        </w:rPr>
         <w:t>PROOF NEEDED  Use an unseen case, visible calculation, error analysis, and a stated limitation.</w:t>
       </w:r>
     </w:p>
     <w:p>
-      <w:r>
-        <w:t>UNDER THE HOOD  For this example, each score estimates the probability that the selected label is correct. Ten predictions have scores near 0.8; six are correct, so observed correctness is 6/10=60%. If instead scores mean probability of the spotted class, compare them with the fraction of reference-spotted leaves.</w:t>
-      </w:r>
-    </w:p>
-    <w:p>
-      <w:r>
-        <w:t>Draw a fresh data → model → prediction → evaluation trace:</w:t>
-      </w:r>
-    </w:p>
-    <w:p>
       <w:pPr>
         <w:pStyle w:val="Heading3"/>
       </w:pPr>
       <w:r>
+        <w:t>How the mechanism works</w:t>
+      </w:r>
+    </w:p>
+    <w:p>
+      <w:pPr>
+        <w:spacing w:line="336" w:lineRule="auto" w:after="180"/>
+        <w:shd w:fill="F1F6F8"/>
+      </w:pPr>
+      <w:r>
+        <w:rPr>
+          <w:b w:val="0"/>
+        </w:rPr>
+        <w:t xml:space="preserve">UNDER THE HOOD  For this example, each </w:t>
+      </w:r>
+      <w:r>
+        <w:rPr>
+          <w:b/>
+        </w:rPr>
+        <w:t>score</w:t>
+      </w:r>
+      <w:r>
+        <w:rPr>
+          <w:b w:val="0"/>
+        </w:rPr>
+        <w:t xml:space="preserve"> estimates the probability that the selected label is correct. Ten </w:t>
+      </w:r>
+      <w:r>
+        <w:rPr>
+          <w:b/>
+        </w:rPr>
+        <w:t>prediction</w:t>
+      </w:r>
+      <w:r>
+        <w:rPr>
+          <w:b w:val="0"/>
+        </w:rPr>
+        <w:t xml:space="preserve">s have </w:t>
+      </w:r>
+      <w:r>
+        <w:rPr>
+          <w:b/>
+        </w:rPr>
+        <w:t>score</w:t>
+      </w:r>
+      <w:r>
+        <w:rPr>
+          <w:b w:val="0"/>
+        </w:rPr>
+        <w:t>s near 0.8; six are correct, so observed correctness is 6/10=</w:t>
+      </w:r>
+      <w:r>
+        <w:rPr>
+          <w:b/>
+        </w:rPr>
+        <w:t>60%</w:t>
+      </w:r>
+      <w:r>
+        <w:rPr>
+          <w:b w:val="0"/>
+        </w:rPr>
+        <w:t>.</w:t>
+      </w:r>
+    </w:p>
+    <w:p>
+      <w:pPr>
+        <w:spacing w:line="336" w:lineRule="auto" w:after="180"/>
+        <w:shd w:fill="F1F6F8"/>
+      </w:pPr>
+      <w:r>
+        <w:rPr>
+          <w:b w:val="0"/>
+        </w:rPr>
+        <w:t xml:space="preserve">If instead </w:t>
+      </w:r>
+      <w:r>
+        <w:rPr>
+          <w:b/>
+        </w:rPr>
+        <w:t>score</w:t>
+      </w:r>
+      <w:r>
+        <w:rPr>
+          <w:b w:val="0"/>
+        </w:rPr>
+        <w:t>s mean probability of the spotted class, compare them with the fraction of reference-spotted leaves.</w:t>
+      </w:r>
+    </w:p>
+    <w:p>
+      <w:pPr>
+        <w:spacing w:line="336" w:lineRule="auto" w:after="180"/>
+      </w:pPr>
+      <w:r>
+        <w:rPr>
+          <w:b w:val="0"/>
+        </w:rPr>
+        <w:t xml:space="preserve">Draw a fresh data → model → </w:t>
+      </w:r>
+      <w:r>
+        <w:rPr>
+          <w:b/>
+        </w:rPr>
+        <w:t>prediction</w:t>
+      </w:r>
+      <w:r>
+        <w:rPr>
+          <w:b w:val="0"/>
+        </w:rPr>
+        <w:t xml:space="preserve"> → evaluation trace:</w:t>
+      </w:r>
+    </w:p>
+    <w:p>
+      <w:pPr>
+        <w:pStyle w:val="Heading3"/>
+      </w:pPr>
+      <w:r>
         <w:t>A closer explanation</w:t>
       </w:r>
     </w:p>
     <w:p>
-      <w:r>
-        <w:t>In a fictional held-out check, ten cases all have predicted probability .2 and two are positive. Another ten all have probability .8 and six are positive. Average predictions are .2 and .8; observed frequencies are 2/10=.2 and 6/10=.6. The second group is overconfident for positives in this sample.</w:t>
+      <w:pPr>
+        <w:spacing w:line="336" w:lineRule="auto" w:after="180"/>
+      </w:pPr>
+      <w:r>
+        <w:rPr>
+          <w:b w:val="0"/>
+        </w:rPr>
+        <w:t>In a fictional held-out check, ten cases all have predicted probability .2 and two are positive. Another ten all have probability .8 and six are positive.</w:t>
+      </w:r>
+    </w:p>
+    <w:p>
+      <w:pPr>
+        <w:spacing w:line="336" w:lineRule="auto" w:after="180"/>
+      </w:pPr>
+      <w:r>
+        <w:rPr>
+          <w:b w:val="0"/>
+        </w:rPr>
+        <w:t xml:space="preserve">Average </w:t>
+      </w:r>
+      <w:r>
+        <w:rPr>
+          <w:b/>
+        </w:rPr>
+        <w:t>prediction</w:t>
+      </w:r>
+      <w:r>
+        <w:rPr>
+          <w:b w:val="0"/>
+        </w:rPr>
+        <w:t>s are .2 and .8; observed frequencies are 2/10=.2 and 6/10=.6. The second group is overconfident for positives in this sample.</w:t>
       </w:r>
     </w:p>
     <w:p>
@@ -480,8 +1189,38 @@
       </w:r>
     </w:p>
     <w:p>
-      <w:r>
-        <w:t>Trace the calculation on paper before running this optional Python check. Use the stated fictional inputs and compare intermediate values. The code checks this example; your independent workbook case uses different evidence.</w:t>
+      <w:pPr>
+        <w:spacing w:line="336" w:lineRule="auto" w:after="180"/>
+      </w:pPr>
+      <w:r>
+        <w:rPr>
+          <w:b w:val="0"/>
+        </w:rPr>
+        <w:t xml:space="preserve">Trace the calculation on paper before running this optional Python check. Use the stated fictional </w:t>
+      </w:r>
+      <w:r>
+        <w:rPr>
+          <w:b/>
+        </w:rPr>
+        <w:t>input</w:t>
+      </w:r>
+      <w:r>
+        <w:rPr>
+          <w:b w:val="0"/>
+        </w:rPr>
+        <w:t xml:space="preserve">s and compare intermediate values. The code checks this example; your independent workbook case uses different </w:t>
+      </w:r>
+      <w:r>
+        <w:rPr>
+          <w:b/>
+        </w:rPr>
+        <w:t>evidence</w:t>
+      </w:r>
+      <w:r>
+        <w:rPr>
+          <w:b w:val="0"/>
+        </w:rPr>
+        <w:t>.</w:t>
       </w:r>
     </w:p>
     <w:p>
@@ -493,8 +1232,26 @@
       </w:r>
     </w:p>
     <w:p>
-      <w:r>
-        <w:t>Point to the input, the deciding step and the result in this week’s visual. Explain the same step in ordinary words. A picture helps when you can say what each part represents.</w:t>
+      <w:pPr>
+        <w:spacing w:line="336" w:lineRule="auto" w:after="180"/>
+      </w:pPr>
+      <w:r>
+        <w:rPr>
+          <w:b w:val="0"/>
+        </w:rPr>
+        <w:t xml:space="preserve">Point to the </w:t>
+      </w:r>
+      <w:r>
+        <w:rPr>
+          <w:b/>
+        </w:rPr>
+        <w:t>input</w:t>
+      </w:r>
+      <w:r>
+        <w:rPr>
+          <w:b w:val="0"/>
+        </w:rPr>
+        <w:t>, the deciding step and the result in this week’s visual. Explain the same step in ordinary words. A picture helps when you can say what each part represents.</w:t>
       </w:r>
     </w:p>
     <w:p>
@@ -507,6 +1264,17 @@
     </w:p>
     <w:p>
       <w:r>
+        <w:t>Compare the supplied cases for Scores and Calibration Intuition. Identify the detail that changes the conclusion.</w:t>
+      </w:r>
+    </w:p>
+    <w:p>
+      <w:pPr>
+        <w:spacing w:line="336" w:lineRule="auto" w:after="180"/>
+      </w:pPr>
+      <w:r>
+        <w:rPr>
+          <w:b/>
+        </w:rPr>
         <w:t>EVALUATION DESIGN</w:t>
       </w:r>
     </w:p>
@@ -519,7 +1287,13 @@
       </w:r>
     </w:p>
     <w:p>
-      <w:r>
+      <w:pPr>
+        <w:spacing w:line="336" w:lineRule="auto" w:after="180"/>
+      </w:pPr>
+      <w:r>
+        <w:rPr>
+          <w:b w:val="0"/>
+        </w:rPr>
         <w:t>A system is not understood until it survives more than one comfortable example.</w:t>
       </w:r>
     </w:p>
@@ -668,32 +1442,91 @@
       </w:r>
     </w:p>
     <w:p>
-      <w:r>
+      <w:pPr>
+        <w:spacing w:line="336" w:lineRule="auto" w:after="180"/>
+      </w:pPr>
+      <w:r>
+        <w:rPr>
+          <w:b w:val="0"/>
+        </w:rPr>
         <w:t>NORMAL  Expected data and expected behavior.</w:t>
       </w:r>
     </w:p>
     <w:p>
-      <w:r>
-        <w:t>BOUNDARY  Value close to a threshold, ambiguous label, or uncertain prediction.</w:t>
-      </w:r>
-    </w:p>
-    <w:p>
-      <w:r>
+      <w:pPr>
+        <w:pStyle w:val="Heading3"/>
+      </w:pPr>
+      <w:r>
+        <w:t>Keep this boundary clear</w:t>
+      </w:r>
+    </w:p>
+    <w:p>
+      <w:pPr>
+        <w:spacing w:line="336" w:lineRule="auto" w:after="180"/>
+        <w:shd w:fill="FFF5E6"/>
+      </w:pPr>
+      <w:r>
+        <w:rPr>
+          <w:b w:val="0"/>
+        </w:rPr>
+        <w:t xml:space="preserve">BOUNDARY  Value close to a threshold, ambiguous label, or uncertain </w:t>
+      </w:r>
+      <w:r>
+        <w:rPr>
+          <w:b/>
+        </w:rPr>
+        <w:t>prediction</w:t>
+      </w:r>
+      <w:r>
+        <w:rPr>
+          <w:b w:val="0"/>
+        </w:rPr>
+        <w:t>.</w:t>
+      </w:r>
+    </w:p>
+    <w:p>
+      <w:pPr>
+        <w:spacing w:line="336" w:lineRule="auto" w:after="180"/>
+      </w:pPr>
+      <w:r>
+        <w:rPr>
+          <w:b w:val="0"/>
+        </w:rPr>
         <w:t>MISSING  Necessary field, label, source, or measurement is unavailable.</w:t>
       </w:r>
     </w:p>
     <w:p>
-      <w:r>
+      <w:pPr>
+        <w:spacing w:line="336" w:lineRule="auto" w:after="180"/>
+      </w:pPr>
+      <w:r>
+        <w:rPr>
+          <w:b w:val="0"/>
+        </w:rPr>
         <w:t>SHIFTED  New lighting, species, device, subgroup, or time condition.</w:t>
       </w:r>
     </w:p>
     <w:p>
-      <w:r>
+      <w:pPr>
+        <w:spacing w:line="336" w:lineRule="auto" w:after="180"/>
+        <w:shd w:fill="FFF5E6"/>
+      </w:pPr>
+      <w:r>
+        <w:rPr>
+          <w:b w:val="0"/>
+        </w:rPr>
         <w:t>RELEASE RULE  Passing one case never proves generalization. Predefine expected behavior for all four categories.</w:t>
       </w:r>
     </w:p>
     <w:p>
-      <w:r>
+      <w:pPr>
+        <w:spacing w:line="336" w:lineRule="auto" w:after="180"/>
+        <w:shd w:fill="F5F1FB"/>
+      </w:pPr>
+      <w:r>
+        <w:rPr>
+          <w:b w:val="0"/>
+        </w:rPr>
         <w:t>Which case most threatens today's claim, and why?</w:t>
       </w:r>
     </w:p>
@@ -706,18 +1539,93 @@
       </w:r>
     </w:p>
     <w:p>
-      <w:r>
+      <w:pPr>
+        <w:pStyle w:val="Heading3"/>
+      </w:pPr>
+      <w:r>
+        <w:t>Change one thing</w:t>
+      </w:r>
+    </w:p>
+    <w:p>
+      <w:pPr>
+        <w:spacing w:line="336" w:lineRule="auto" w:after="180"/>
+        <w:shd w:fill="F5F1FB"/>
+      </w:pPr>
+      <w:r>
+        <w:rPr>
+          <w:b w:val="0"/>
+        </w:rPr>
         <w:t>Change: The 0.2 group has two spotted cases instead of four.</w:t>
       </w:r>
     </w:p>
     <w:p>
-      <w:r>
-        <w:t>Prediction: Its observed fraction becomes 0.2 and matches the supplied score in this group.</w:t>
-      </w:r>
-    </w:p>
-    <w:p>
-      <w:r>
-        <w:t>Reason: Calibration compares stated probabilities with group outcome frequencies.</w:t>
+      <w:pPr>
+        <w:pStyle w:val="Heading3"/>
+      </w:pPr>
+      <w:r>
+        <w:t>Predicted result</w:t>
+      </w:r>
+    </w:p>
+    <w:p>
+      <w:pPr>
+        <w:spacing w:line="336" w:lineRule="auto" w:after="180"/>
+        <w:shd w:fill="F1F6FC"/>
+      </w:pPr>
+      <w:r>
+        <w:rPr>
+          <w:b/>
+        </w:rPr>
+        <w:t>Prediction</w:t>
+      </w:r>
+      <w:r>
+        <w:rPr>
+          <w:b w:val="0"/>
+        </w:rPr>
+        <w:t xml:space="preserve">: Its observed fraction becomes 0.2 and matches the supplied </w:t>
+      </w:r>
+      <w:r>
+        <w:rPr>
+          <w:b/>
+        </w:rPr>
+        <w:t>score</w:t>
+      </w:r>
+      <w:r>
+        <w:rPr>
+          <w:b w:val="0"/>
+        </w:rPr>
+        <w:t xml:space="preserve"> in this group.</w:t>
+      </w:r>
+    </w:p>
+    <w:p>
+      <w:pPr>
+        <w:pStyle w:val="Heading3"/>
+      </w:pPr>
+      <w:r>
+        <w:t>Why the result follows</w:t>
+      </w:r>
+    </w:p>
+    <w:p>
+      <w:pPr>
+        <w:spacing w:line="336" w:lineRule="auto" w:after="180"/>
+        <w:shd w:fill="F1F6FC"/>
+      </w:pPr>
+      <w:r>
+        <w:rPr>
+          <w:b w:val="0"/>
+        </w:rPr>
+        <w:t xml:space="preserve">Reason: </w:t>
+      </w:r>
+      <w:r>
+        <w:rPr>
+          <w:b/>
+        </w:rPr>
+        <w:t>Calibration</w:t>
+      </w:r>
+      <w:r>
+        <w:rPr>
+          <w:b w:val="0"/>
+        </w:rPr>
+        <w:t xml:space="preserve"> compares stated probabilities with group outcome frequencies.</w:t>
       </w:r>
     </w:p>
     <w:p>
@@ -730,6 +1638,17 @@
     </w:p>
     <w:p>
       <w:r>
+        <w:t>Use the vocabulary of Scores and Calibration Intuition to explain a concrete decision, rather than only memorising definitions.</w:t>
+      </w:r>
+    </w:p>
+    <w:p>
+      <w:pPr>
+        <w:spacing w:line="336" w:lineRule="auto" w:after="180"/>
+      </w:pPr>
+      <w:r>
+        <w:rPr>
+          <w:b/>
+        </w:rPr>
         <w:t>VOCABULARY</w:t>
       </w:r>
     </w:p>
@@ -742,7 +1661,13 @@
       </w:r>
     </w:p>
     <w:p>
-      <w:r>
+      <w:pPr>
+        <w:spacing w:line="336" w:lineRule="auto" w:after="180"/>
+      </w:pPr>
+      <w:r>
+        <w:rPr>
+          <w:b w:val="0"/>
+        </w:rPr>
         <w:t>A definition matters when it lets you interpret a new dataset, model, or result.</w:t>
       </w:r>
     </w:p>
@@ -1058,12 +1983,49 @@
       </w:tr>
     </w:tbl>
     <w:p>
-      <w:r>
-        <w:t>MISCONCEPTION TO REPAIR  A score of 0.9 means the prediction has exactly a 90% chance of being correct.</w:t>
-      </w:r>
-    </w:p>
-    <w:p>
-      <w:r>
+      <w:pPr>
+        <w:spacing w:line="336" w:lineRule="auto" w:after="180"/>
+        <w:shd w:fill="FFF5E6"/>
+      </w:pPr>
+      <w:r>
+        <w:rPr>
+          <w:b w:val="0"/>
+        </w:rPr>
+        <w:t xml:space="preserve">MISCONCEPTION TO REPAIR  A </w:t>
+      </w:r>
+      <w:r>
+        <w:rPr>
+          <w:b/>
+        </w:rPr>
+        <w:t>score</w:t>
+      </w:r>
+      <w:r>
+        <w:rPr>
+          <w:b w:val="0"/>
+        </w:rPr>
+        <w:t xml:space="preserve"> of 0.9 means the </w:t>
+      </w:r>
+      <w:r>
+        <w:rPr>
+          <w:b/>
+        </w:rPr>
+        <w:t>prediction</w:t>
+      </w:r>
+      <w:r>
+        <w:rPr>
+          <w:b w:val="0"/>
+        </w:rPr>
+        <w:t xml:space="preserve"> has exactly a 90% chance of being correct.</w:t>
+      </w:r>
+    </w:p>
+    <w:p>
+      <w:pPr>
+        <w:spacing w:line="336" w:lineRule="auto" w:after="180"/>
+      </w:pPr>
+      <w:r>
+        <w:rPr>
+          <w:b w:val="0"/>
+        </w:rPr>
         <w:t>Repair the claim using a definition, calculation, or test record:</w:t>
       </w:r>
     </w:p>
@@ -1209,7 +2171,24 @@
     </w:p>
     <w:p>
       <w:r>
-        <w:t>WORKED EVIDENCE</w:t>
+        <w:t>Follow the worked trace for Scores and Calibration Intuition, predict a step, then compare with its explanation.</w:t>
+      </w:r>
+    </w:p>
+    <w:p>
+      <w:pPr>
+        <w:spacing w:line="336" w:lineRule="auto" w:after="180"/>
+      </w:pPr>
+      <w:r>
+        <w:rPr>
+          <w:b/>
+        </w:rPr>
+        <w:t xml:space="preserve">WORKED </w:t>
+      </w:r>
+      <w:r>
+        <w:rPr>
+          <w:b/>
+        </w:rPr>
+        <w:t>EVIDENCE</w:t>
       </w:r>
     </w:p>
     <w:p>
@@ -1221,8 +2200,26 @@
       </w:r>
     </w:p>
     <w:p>
-      <w:r>
-        <w:t>Predict first. Then check each step. A correct answer without visible evidence cannot be audited.</w:t>
+      <w:pPr>
+        <w:spacing w:line="336" w:lineRule="auto" w:after="180"/>
+      </w:pPr>
+      <w:r>
+        <w:rPr>
+          <w:b w:val="0"/>
+        </w:rPr>
+        <w:t xml:space="preserve">Predict first. Then check each step. A correct answer without visible </w:t>
+      </w:r>
+      <w:r>
+        <w:rPr>
+          <w:b/>
+        </w:rPr>
+        <w:t>evidence</w:t>
+      </w:r>
+      <w:r>
+        <w:rPr>
+          <w:b w:val="0"/>
+        </w:rPr>
+        <w:t xml:space="preserve"> cannot be audited.</w:t>
       </w:r>
     </w:p>
     <w:p>
@@ -1364,33 +2361,202 @@
       </w:r>
     </w:p>
     <w:p>
-      <w:r>
-        <w:t>STEP 1  Each score estimates the probability that the selected label is correct. Ten predictions have such scores near 0.8.</w:t>
-      </w:r>
-    </w:p>
-    <w:p>
-      <w:r>
-        <w:t>STEP 2  Only six are correct, so observed correctness is 6 ÷ 10 = 60%.</w:t>
-      </w:r>
-    </w:p>
-    <w:p>
-      <w:r>
-        <w:t>STEP 3  The score ranking may still help, but 0.8 should not be stated as an 80% guarantee.</w:t>
-      </w:r>
-    </w:p>
-    <w:p>
-      <w:r>
+      <w:pPr>
+        <w:pStyle w:val="Heading3"/>
+      </w:pPr>
+      <w:r>
+        <w:t>Step 1</w:t>
+      </w:r>
+    </w:p>
+    <w:p>
+      <w:pPr>
+        <w:spacing w:line="336" w:lineRule="auto" w:after="180"/>
+        <w:shd w:fill="F4F9FC"/>
+      </w:pPr>
+      <w:r>
+        <w:rPr>
+          <w:b w:val="0"/>
+        </w:rPr>
+        <w:t xml:space="preserve">STEP 1  Each </w:t>
+      </w:r>
+      <w:r>
+        <w:rPr>
+          <w:b/>
+        </w:rPr>
+        <w:t>score</w:t>
+      </w:r>
+      <w:r>
+        <w:rPr>
+          <w:b w:val="0"/>
+        </w:rPr>
+        <w:t xml:space="preserve"> estimates the probability that the selected label is correct. Ten </w:t>
+      </w:r>
+      <w:r>
+        <w:rPr>
+          <w:b/>
+        </w:rPr>
+        <w:t>prediction</w:t>
+      </w:r>
+      <w:r>
+        <w:rPr>
+          <w:b w:val="0"/>
+        </w:rPr>
+        <w:t xml:space="preserve">s have such </w:t>
+      </w:r>
+      <w:r>
+        <w:rPr>
+          <w:b/>
+        </w:rPr>
+        <w:t>score</w:t>
+      </w:r>
+      <w:r>
+        <w:rPr>
+          <w:b w:val="0"/>
+        </w:rPr>
+        <w:t>s near 0.8.</w:t>
+      </w:r>
+    </w:p>
+    <w:p>
+      <w:pPr>
+        <w:pStyle w:val="Heading3"/>
+      </w:pPr>
+      <w:r>
+        <w:t>Step 2</w:t>
+      </w:r>
+    </w:p>
+    <w:p>
+      <w:pPr>
+        <w:spacing w:line="336" w:lineRule="auto" w:after="180"/>
+        <w:shd w:fill="F4F9FC"/>
+      </w:pPr>
+      <w:r>
+        <w:rPr>
+          <w:b w:val="0"/>
+        </w:rPr>
+        <w:t xml:space="preserve">STEP 2  Only six are correct, so observed correctness is 6 ÷ 10 = </w:t>
+      </w:r>
+      <w:r>
+        <w:rPr>
+          <w:b/>
+        </w:rPr>
+        <w:t>60%</w:t>
+      </w:r>
+      <w:r>
+        <w:rPr>
+          <w:b w:val="0"/>
+        </w:rPr>
+        <w:t>.</w:t>
+      </w:r>
+    </w:p>
+    <w:p>
+      <w:pPr>
+        <w:pStyle w:val="Heading3"/>
+      </w:pPr>
+      <w:r>
+        <w:t>Step 3</w:t>
+      </w:r>
+    </w:p>
+    <w:p>
+      <w:pPr>
+        <w:spacing w:line="336" w:lineRule="auto" w:after="180"/>
+        <w:shd w:fill="F4F9FC"/>
+      </w:pPr>
+      <w:r>
+        <w:rPr>
+          <w:b w:val="0"/>
+        </w:rPr>
+        <w:t xml:space="preserve">STEP 3  The </w:t>
+      </w:r>
+      <w:r>
+        <w:rPr>
+          <w:b/>
+        </w:rPr>
+        <w:t>score</w:t>
+      </w:r>
+      <w:r>
+        <w:rPr>
+          <w:b w:val="0"/>
+        </w:rPr>
+        <w:t xml:space="preserve"> ranking may still help, but 0.8 should not be stated as an </w:t>
+      </w:r>
+      <w:r>
+        <w:rPr>
+          <w:b/>
+        </w:rPr>
+        <w:t>80%</w:t>
+      </w:r>
+      <w:r>
+        <w:rPr>
+          <w:b w:val="0"/>
+        </w:rPr>
+        <w:t xml:space="preserve"> guarantee.</w:t>
+      </w:r>
+    </w:p>
+    <w:p>
+      <w:pPr>
+        <w:pStyle w:val="Heading3"/>
+      </w:pPr>
+      <w:r>
+        <w:t>Step 4</w:t>
+      </w:r>
+    </w:p>
+    <w:p>
+      <w:pPr>
+        <w:spacing w:line="336" w:lineRule="auto" w:after="180"/>
+        <w:shd w:fill="F4F9FC"/>
+      </w:pPr>
+      <w:r>
+        <w:rPr>
+          <w:b w:val="0"/>
+        </w:rPr>
         <w:t>STEP 4  Use bins across many cases and design an uncertain zone requiring human review.</w:t>
       </w:r>
     </w:p>
     <w:p>
-      <w:r>
-        <w:t>CHECK  Verify the denominator, unit, split, class definition, and data version before interpreting a score.</w:t>
-      </w:r>
-    </w:p>
-    <w:p>
-      <w:r>
-        <w:t>Recalculate, retrace, or restate the evidence independently:</w:t>
+      <w:pPr>
+        <w:spacing w:line="336" w:lineRule="auto" w:after="180"/>
+        <w:shd w:fill="EDF7F3"/>
+      </w:pPr>
+      <w:r>
+        <w:rPr>
+          <w:b w:val="0"/>
+        </w:rPr>
+        <w:t xml:space="preserve">CHECK  Verify the denominator, unit, split, class definition, and data version before interpreting a </w:t>
+      </w:r>
+      <w:r>
+        <w:rPr>
+          <w:b/>
+        </w:rPr>
+        <w:t>score</w:t>
+      </w:r>
+      <w:r>
+        <w:rPr>
+          <w:b w:val="0"/>
+        </w:rPr>
+        <w:t>.</w:t>
+      </w:r>
+    </w:p>
+    <w:p>
+      <w:pPr>
+        <w:spacing w:line="336" w:lineRule="auto" w:after="180"/>
+      </w:pPr>
+      <w:r>
+        <w:rPr>
+          <w:b w:val="0"/>
+        </w:rPr>
+        <w:t xml:space="preserve">Recalculate, retrace, or restate the </w:t>
+      </w:r>
+      <w:r>
+        <w:rPr>
+          <w:b/>
+        </w:rPr>
+        <w:t>evidence</w:t>
+      </w:r>
+      <w:r>
+        <w:rPr>
+          <w:b w:val="0"/>
+        </w:rPr>
+        <w:t xml:space="preserve"> independently:</w:t>
       </w:r>
     </w:p>
     <w:p>
@@ -1594,7 +2760,13 @@
       </w:r>
     </w:p>
     <w:p>
-      <w:r>
+      <w:pPr>
+        <w:spacing w:line="336" w:lineRule="auto" w:after="180"/>
+      </w:pPr>
+      <w:r>
+        <w:rPr>
+          <w:b w:val="0"/>
+        </w:rPr>
         <w:t>Cover the result before checking it. Say what is given, choose the procedure, and follow one step at a time. Then uncover the result and explain your first mismatch. Ask why a step is allowed, not only what number it produces.</w:t>
       </w:r>
     </w:p>
@@ -1607,8 +2779,38 @@
       </w:r>
     </w:p>
     <w:p>
-      <w:r>
-        <w:t>Treat calibration as a comparison across groups of probability scores.</w:t>
+      <w:pPr>
+        <w:spacing w:line="336" w:lineRule="auto" w:after="180"/>
+      </w:pPr>
+      <w:r>
+        <w:rPr>
+          <w:b w:val="0"/>
+        </w:rPr>
+        <w:t xml:space="preserve">Treat </w:t>
+      </w:r>
+      <w:r>
+        <w:rPr>
+          <w:b/>
+        </w:rPr>
+        <w:t>calibration</w:t>
+      </w:r>
+      <w:r>
+        <w:rPr>
+          <w:b w:val="0"/>
+        </w:rPr>
+        <w:t xml:space="preserve"> as a comparison across groups of probability </w:t>
+      </w:r>
+      <w:r>
+        <w:rPr>
+          <w:b/>
+        </w:rPr>
+        <w:t>score</w:t>
+      </w:r>
+      <w:r>
+        <w:rPr>
+          <w:b w:val="0"/>
+        </w:rPr>
+        <w:t>s.</w:t>
       </w:r>
     </w:p>
     <w:p>
@@ -1620,13 +2822,67 @@
       </w:r>
     </w:p>
     <w:p>
-      <w:r>
-        <w:t>Toy classifier outputs p(spotted)=0.8 on ten cases; eight are actually spotted. Another ten have p=0.2; four are spotted.</w:t>
-      </w:r>
-    </w:p>
-    <w:p>
-      <w:r>
-        <w:t>All inputs and outcomes in this worked example are invented classroom data; no real model run is claimed.</w:t>
+      <w:pPr>
+        <w:pStyle w:val="Heading3"/>
+      </w:pPr>
+      <w:r>
+        <w:t>Supplied facts</w:t>
+      </w:r>
+    </w:p>
+    <w:p>
+      <w:pPr>
+        <w:spacing w:line="336" w:lineRule="auto" w:after="180"/>
+        <w:shd w:fill="F1F6FC"/>
+      </w:pPr>
+      <w:r>
+        <w:rPr>
+          <w:b w:val="0"/>
+        </w:rPr>
+        <w:t xml:space="preserve">Toy classifier </w:t>
+      </w:r>
+      <w:r>
+        <w:rPr>
+          <w:b/>
+        </w:rPr>
+        <w:t>output</w:t>
+      </w:r>
+      <w:r>
+        <w:rPr>
+          <w:b w:val="0"/>
+        </w:rPr>
+        <w:t>s p(spotted)=0.8 on ten cases; eight are actually spotted. Another ten have p=0.2; four are spotted.</w:t>
+      </w:r>
+    </w:p>
+    <w:p>
+      <w:pPr>
+        <w:pStyle w:val="Heading3"/>
+      </w:pPr>
+      <w:r>
+        <w:t>Supplied facts</w:t>
+      </w:r>
+    </w:p>
+    <w:p>
+      <w:pPr>
+        <w:spacing w:line="336" w:lineRule="auto" w:after="180"/>
+        <w:shd w:fill="F1F6FC"/>
+      </w:pPr>
+      <w:r>
+        <w:rPr>
+          <w:b w:val="0"/>
+        </w:rPr>
+        <w:t xml:space="preserve">All </w:t>
+      </w:r>
+      <w:r>
+        <w:rPr>
+          <w:b/>
+        </w:rPr>
+        <w:t>input</w:t>
+      </w:r>
+      <w:r>
+        <w:rPr>
+          <w:b w:val="0"/>
+        </w:rPr>
+        <w:t>s and outcomes in this worked example are invented classroom data; no real model run is claimed.</w:t>
       </w:r>
     </w:p>
     <w:p>
@@ -1789,30 +3045,174 @@
       </w:r>
     </w:p>
     <w:p>
-      <w:r>
-        <w:t>Read the picture in order. The 0.8 group matches here; the 0.2 group understates the observed fraction by 0.2. The arrows show which recorded input or intermediate result each decision uses. Explain the deciding step aloud before checking the changed case; pointing to the final answer alone does not show how it follows.</w:t>
-      </w:r>
-    </w:p>
-    <w:p>
       <w:pPr>
         <w:pStyle w:val="Heading3"/>
       </w:pPr>
       <w:r>
+        <w:t>Why the result follows</w:t>
+      </w:r>
+    </w:p>
+    <w:p>
+      <w:pPr>
+        <w:spacing w:line="336" w:lineRule="auto" w:after="180"/>
+        <w:shd w:fill="F1F6FC"/>
+      </w:pPr>
+      <w:r>
+        <w:rPr>
+          <w:b w:val="0"/>
+        </w:rPr>
+        <w:t xml:space="preserve">Read the picture in order. The 0.8 group matches here; the 0.2 group understates the observed fraction by 0.2. The arrows show which recorded </w:t>
+      </w:r>
+      <w:r>
+        <w:rPr>
+          <w:b/>
+        </w:rPr>
+        <w:t>input</w:t>
+      </w:r>
+      <w:r>
+        <w:rPr>
+          <w:b w:val="0"/>
+        </w:rPr>
+        <w:t xml:space="preserve"> or intermediate result each decision uses.</w:t>
+      </w:r>
+    </w:p>
+    <w:p>
+      <w:pPr>
+        <w:spacing w:line="336" w:lineRule="auto" w:after="180"/>
+        <w:shd w:fill="F1F6FC"/>
+      </w:pPr>
+      <w:r>
+        <w:rPr>
+          <w:b w:val="0"/>
+        </w:rPr>
+        <w:t>Explain the deciding step aloud before checking the changed case; pointing to the final answer alone does not show how it follows.</w:t>
+      </w:r>
+    </w:p>
+    <w:p>
+      <w:pPr>
+        <w:pStyle w:val="Heading3"/>
+      </w:pPr>
+      <w:r>
         <w:t>What this example does not establish</w:t>
       </w:r>
     </w:p>
     <w:p>
-      <w:r>
-        <w:t>Ten cases per group provide noisy evidence; the exercise does not establish calibration on every score or setting.</w:t>
-      </w:r>
-    </w:p>
-    <w:p>
-      <w:r>
-        <w:t>Read the labelled picture: Does a calibrated 0.8 score mean every such leaf is spotted? Point to the relevant step in the picture, then write the changed result and the rule or evidence that supports it.</w:t>
-      </w:r>
-    </w:p>
-    <w:p>
-      <w:r>
+      <w:pPr>
+        <w:pStyle w:val="Heading3"/>
+      </w:pPr>
+      <w:r>
+        <w:t>Keep the stated limit</w:t>
+      </w:r>
+    </w:p>
+    <w:p>
+      <w:pPr>
+        <w:spacing w:line="336" w:lineRule="auto" w:after="180"/>
+        <w:shd w:fill="FFF5E6"/>
+      </w:pPr>
+      <w:r>
+        <w:rPr>
+          <w:b w:val="0"/>
+        </w:rPr>
+        <w:t xml:space="preserve">Ten cases per group provide noisy </w:t>
+      </w:r>
+      <w:r>
+        <w:rPr>
+          <w:b/>
+        </w:rPr>
+        <w:t>evidence</w:t>
+      </w:r>
+      <w:r>
+        <w:rPr>
+          <w:b w:val="0"/>
+        </w:rPr>
+        <w:t xml:space="preserve">; the exercise does not establish </w:t>
+      </w:r>
+      <w:r>
+        <w:rPr>
+          <w:b/>
+        </w:rPr>
+        <w:t>calibration</w:t>
+      </w:r>
+      <w:r>
+        <w:rPr>
+          <w:b w:val="0"/>
+        </w:rPr>
+        <w:t xml:space="preserve"> on every </w:t>
+      </w:r>
+      <w:r>
+        <w:rPr>
+          <w:b/>
+        </w:rPr>
+        <w:t>score</w:t>
+      </w:r>
+      <w:r>
+        <w:rPr>
+          <w:b w:val="0"/>
+        </w:rPr>
+        <w:t xml:space="preserve"> or setting.</w:t>
+      </w:r>
+    </w:p>
+    <w:p>
+      <w:pPr>
+        <w:pStyle w:val="Heading3"/>
+      </w:pPr>
+      <w:r>
+        <w:t>Keep the stated limit</w:t>
+      </w:r>
+    </w:p>
+    <w:p>
+      <w:pPr>
+        <w:spacing w:line="336" w:lineRule="auto" w:after="180"/>
+        <w:shd w:fill="FFF5E6"/>
+      </w:pPr>
+      <w:r>
+        <w:rPr>
+          <w:b w:val="0"/>
+        </w:rPr>
+        <w:t xml:space="preserve">Read the labelled picture: Does a calibrated 0.8 </w:t>
+      </w:r>
+      <w:r>
+        <w:rPr>
+          <w:b/>
+        </w:rPr>
+        <w:t>score</w:t>
+      </w:r>
+      <w:r>
+        <w:rPr>
+          <w:b w:val="0"/>
+        </w:rPr>
+        <w:t xml:space="preserve"> mean every such leaf is spotted? Point to the relevant step in the picture, then write the changed result and the rule or </w:t>
+      </w:r>
+      <w:r>
+        <w:rPr>
+          <w:b/>
+        </w:rPr>
+        <w:t>evidence</w:t>
+      </w:r>
+      <w:r>
+        <w:rPr>
+          <w:b w:val="0"/>
+        </w:rPr>
+        <w:t xml:space="preserve"> that supports it.</w:t>
+      </w:r>
+    </w:p>
+    <w:p>
+      <w:pPr>
+        <w:pStyle w:val="Heading3"/>
+      </w:pPr>
+      <w:r>
+        <w:t>Keep the stated limit</w:t>
+      </w:r>
+    </w:p>
+    <w:p>
+      <w:pPr>
+        <w:spacing w:line="336" w:lineRule="auto" w:after="180"/>
+        <w:shd w:fill="FFF5E6"/>
+      </w:pPr>
+      <w:r>
+        <w:rPr>
+          <w:b w:val="0"/>
+        </w:rPr>
         <w:t>Change one thing: The 0.2 group has two spotted cases instead of four. Predict the result before checking the explanation. What remains the same?</w:t>
       </w:r>
     </w:p>
@@ -1826,6 +3226,26 @@
     </w:p>
     <w:p>
       <w:r>
+        <w:t>Find the unsupported step in the Scores and Calibration Intuition claim and explain a repair using the supplied evidence.</w:t>
+      </w:r>
+    </w:p>
+    <w:p>
+      <w:pPr>
+        <w:pStyle w:val="Heading3"/>
+      </w:pPr>
+      <w:r>
+        <w:t>Find the first error</w:t>
+      </w:r>
+    </w:p>
+    <w:p>
+      <w:pPr>
+        <w:spacing w:line="336" w:lineRule="auto" w:after="180"/>
+        <w:shd w:fill="FFF5E6"/>
+      </w:pPr>
+      <w:r>
+        <w:rPr>
+          <w:b w:val="0"/>
+        </w:rPr>
         <w:t>ERROR DETECTIVE</w:t>
       </w:r>
     </w:p>
@@ -1838,7 +3258,13 @@
       </w:r>
     </w:p>
     <w:p>
-      <w:r>
+      <w:pPr>
+        <w:spacing w:line="336" w:lineRule="auto" w:after="180"/>
+      </w:pPr>
+      <w:r>
+        <w:rPr>
+          <w:b w:val="0"/>
+        </w:rPr>
         <w:t>Do not patch the answer. Find the earliest unsupported assumption, data problem, or experiment error.</w:t>
       </w:r>
     </w:p>
@@ -2089,12 +3515,49 @@
       </w:tr>
     </w:tbl>
     <w:p>
-      <w:r>
-        <w:t>CLAIM TO CHALLENGE  A score of 0.9 means the prediction has exactly a 90% chance of being correct.</w:t>
-      </w:r>
-    </w:p>
-    <w:p>
-      <w:r>
+      <w:pPr>
+        <w:spacing w:line="336" w:lineRule="auto" w:after="180"/>
+        <w:shd w:fill="FFF5E6"/>
+      </w:pPr>
+      <w:r>
+        <w:rPr>
+          <w:b w:val="0"/>
+        </w:rPr>
+        <w:t xml:space="preserve">CLAIM TO CHALLENGE  A </w:t>
+      </w:r>
+      <w:r>
+        <w:rPr>
+          <w:b/>
+        </w:rPr>
+        <w:t>score</w:t>
+      </w:r>
+      <w:r>
+        <w:rPr>
+          <w:b w:val="0"/>
+        </w:rPr>
+        <w:t xml:space="preserve"> of 0.9 means the </w:t>
+      </w:r>
+      <w:r>
+        <w:rPr>
+          <w:b/>
+        </w:rPr>
+        <w:t>prediction</w:t>
+      </w:r>
+      <w:r>
+        <w:rPr>
+          <w:b w:val="0"/>
+        </w:rPr>
+        <w:t xml:space="preserve"> has exactly a 90% chance of being correct.</w:t>
+      </w:r>
+    </w:p>
+    <w:p>
+      <w:pPr>
+        <w:spacing w:line="336" w:lineRule="auto" w:after="180"/>
+      </w:pPr>
+      <w:r>
+        <w:rPr>
+          <w:b w:val="0"/>
+        </w:rPr>
         <w:t>Diagnose one cause and name the cleanest next experiment:</w:t>
       </w:r>
     </w:p>
@@ -2107,8 +3570,25 @@
       </w:r>
     </w:p>
     <w:p>
-      <w:r>
-        <w:t>Bin boundaries, group sizes and dataset coverage affect the picture. Do not fit adjustments on the final test or claim certainty from a small bin. Real distributions can change, and a calibrated model on one population may not remain so elsewhere.</w:t>
+      <w:pPr>
+        <w:spacing w:line="336" w:lineRule="auto" w:after="180"/>
+      </w:pPr>
+      <w:r>
+        <w:rPr>
+          <w:b w:val="0"/>
+        </w:rPr>
+        <w:t>Bin boundaries, group sizes and dataset coverage affect the picture. Do not fit adjustments on the final test or claim certainty from a small bin.</w:t>
+      </w:r>
+    </w:p>
+    <w:p>
+      <w:pPr>
+        <w:spacing w:line="336" w:lineRule="auto" w:after="180"/>
+      </w:pPr>
+      <w:r>
+        <w:rPr>
+          <w:b w:val="0"/>
+        </w:rPr>
+        <w:t>Real distributions can change, and a calibrated model on one population may not remain so elsewhere.</w:t>
       </w:r>
     </w:p>
     <w:p>
@@ -2149,6 +3629,17 @@
     </w:p>
     <w:p>
       <w:r>
+        <w:t>Practise Scores and Calibration Intuition with support, then explain the deciding step in your own words.</w:t>
+      </w:r>
+    </w:p>
+    <w:p>
+      <w:pPr>
+        <w:spacing w:line="336" w:lineRule="auto" w:after="180"/>
+      </w:pPr>
+      <w:r>
+        <w:rPr>
+          <w:b/>
+        </w:rPr>
         <w:t>ML STUDIO</w:t>
       </w:r>
     </w:p>
@@ -2161,7 +3652,13 @@
       </w:r>
     </w:p>
     <w:p>
-      <w:r>
+      <w:pPr>
+        <w:spacing w:line="336" w:lineRule="auto" w:after="180"/>
+      </w:pPr>
+      <w:r>
+        <w:rPr>
+          <w:b w:val="0"/>
+        </w:rPr>
         <w:t>A trustworthy result can be reproduced from the recorded data, code, settings, and evaluation rule.</w:t>
       </w:r>
     </w:p>
@@ -2210,37 +3707,106 @@
       </w:r>
     </w:p>
     <w:p>
-      <w:r>
+      <w:pPr>
+        <w:pStyle w:val="Heading3"/>
+      </w:pPr>
+      <w:r>
+        <w:t>Question to explain</w:t>
+      </w:r>
+    </w:p>
+    <w:p>
+      <w:pPr>
+        <w:spacing w:line="336" w:lineRule="auto" w:after="180"/>
+        <w:shd w:fill="F5F1FB"/>
+      </w:pPr>
+      <w:r>
+        <w:rPr>
+          <w:b w:val="0"/>
+        </w:rPr>
         <w:t>QUESTION + intended use + success threshold</w:t>
       </w:r>
     </w:p>
     <w:p>
-      <w:r>
+      <w:pPr>
+        <w:spacing w:line="336" w:lineRule="auto" w:after="180"/>
+      </w:pPr>
+      <w:r>
+        <w:rPr>
+          <w:b w:val="0"/>
+        </w:rPr>
         <w:t>DATA version + grouped split + leakage check</w:t>
       </w:r>
     </w:p>
     <w:p>
-      <w:r>
-        <w:t>CODE/preprocessing + features + model + settings + seed</w:t>
-      </w:r>
-    </w:p>
-    <w:p>
-      <w:r>
+      <w:pPr>
+        <w:spacing w:line="336" w:lineRule="auto" w:after="180"/>
+      </w:pPr>
+      <w:r>
+        <w:rPr>
+          <w:b w:val="0"/>
+        </w:rPr>
+        <w:t>CODE/pre</w:t>
+      </w:r>
+      <w:r>
+        <w:rPr>
+          <w:b/>
+        </w:rPr>
+        <w:t>process</w:t>
+      </w:r>
+      <w:r>
+        <w:rPr>
+          <w:b w:val="0"/>
+        </w:rPr>
+        <w:t>ing + features + model + settings + seed</w:t>
+      </w:r>
+    </w:p>
+    <w:p>
+      <w:pPr>
+        <w:spacing w:line="336" w:lineRule="auto" w:after="180"/>
+      </w:pPr>
+      <w:r>
+        <w:rPr>
+          <w:b w:val="0"/>
+        </w:rPr>
         <w:t>METRICS + positive class + units + denominators</w:t>
       </w:r>
     </w:p>
     <w:p>
-      <w:r>
-        <w:t>PREDICTIONS + errors + subgroup slices + limitations</w:t>
-      </w:r>
-    </w:p>
-    <w:p>
-      <w:r>
+      <w:pPr>
+        <w:spacing w:line="336" w:lineRule="auto" w:after="180"/>
+      </w:pPr>
+      <w:r>
+        <w:rPr>
+          <w:b/>
+        </w:rPr>
+        <w:t>PREDICTION</w:t>
+      </w:r>
+      <w:r>
+        <w:rPr>
+          <w:b w:val="0"/>
+        </w:rPr>
+        <w:t>S + errors + subgroup slices + limitations</w:t>
+      </w:r>
+    </w:p>
+    <w:p>
+      <w:pPr>
+        <w:spacing w:line="336" w:lineRule="auto" w:after="180"/>
+      </w:pPr>
+      <w:r>
+        <w:rPr>
+          <w:b w:val="0"/>
+        </w:rPr>
         <w:t>HUMAN reviewer + release, revise, limit, or stop decision</w:t>
       </w:r>
     </w:p>
     <w:p>
-      <w:r>
+      <w:pPr>
+        <w:spacing w:line="336" w:lineRule="auto" w:after="180"/>
+      </w:pPr>
+      <w:r>
+        <w:rPr>
+          <w:b w:val="0"/>
+        </w:rPr>
         <w:t>Write the minimum record needed to reproduce today's result:</w:t>
       </w:r>
     </w:p>
@@ -2253,8 +3819,61 @@
       </w:r>
     </w:p>
     <w:p>
-      <w:r>
-        <w:t>If every case gets .5 and exactly half are positive, overall calibration can look good while the model cannot rank easy and difficult cases. Conversely, useful ranking can coexist with poor probabilities. Report discrimination and calibration separately. Fit any calibration adjustment on development data reserved for that purpose, then evaluate on separate data.</w:t>
+      <w:pPr>
+        <w:spacing w:line="336" w:lineRule="auto" w:after="180"/>
+      </w:pPr>
+      <w:r>
+        <w:rPr>
+          <w:b w:val="0"/>
+        </w:rPr>
+        <w:t xml:space="preserve">If every case gets .5 and exactly half are positive, overall </w:t>
+      </w:r>
+      <w:r>
+        <w:rPr>
+          <w:b/>
+        </w:rPr>
+        <w:t>calibration</w:t>
+      </w:r>
+      <w:r>
+        <w:rPr>
+          <w:b w:val="0"/>
+        </w:rPr>
+        <w:t xml:space="preserve"> can look good while the model cannot rank easy and difficult cases. Conversely, useful ranking can coexist with poor probabilities.</w:t>
+      </w:r>
+    </w:p>
+    <w:p>
+      <w:pPr>
+        <w:spacing w:line="336" w:lineRule="auto" w:after="180"/>
+      </w:pPr>
+      <w:r>
+        <w:rPr>
+          <w:b w:val="0"/>
+        </w:rPr>
+        <w:t xml:space="preserve">Report discrimination and </w:t>
+      </w:r>
+      <w:r>
+        <w:rPr>
+          <w:b/>
+        </w:rPr>
+        <w:t>calibration</w:t>
+      </w:r>
+      <w:r>
+        <w:rPr>
+          <w:b w:val="0"/>
+        </w:rPr>
+        <w:t xml:space="preserve"> separately. Fit any </w:t>
+      </w:r>
+      <w:r>
+        <w:rPr>
+          <w:b/>
+        </w:rPr>
+        <w:t>calibration</w:t>
+      </w:r>
+      <w:r>
+        <w:rPr>
+          <w:b w:val="0"/>
+        </w:rPr>
+        <w:t xml:space="preserve"> adjustment on development data reserved for that purpose, then evaluate on separate data.</w:t>
       </w:r>
     </w:p>
     <w:p>
@@ -2266,8 +3885,38 @@
       </w:r>
     </w:p>
     <w:p>
-      <w:r>
-        <w:t>Use workbook W2 for the connected example “Calibration as a group property”. First fill the input and rule boxes. Try the middle steps before asking for a hint. After a hint, try the next step yourself.</w:t>
+      <w:pPr>
+        <w:spacing w:line="336" w:lineRule="auto" w:after="180"/>
+      </w:pPr>
+      <w:r>
+        <w:rPr>
+          <w:b w:val="0"/>
+        </w:rPr>
+        <w:t>Use workbook W2 for the connected example “</w:t>
+      </w:r>
+      <w:r>
+        <w:rPr>
+          <w:b/>
+        </w:rPr>
+        <w:t>Calibration</w:t>
+      </w:r>
+      <w:r>
+        <w:rPr>
+          <w:b w:val="0"/>
+        </w:rPr>
+        <w:t xml:space="preserve"> as a group property”. First fill the </w:t>
+      </w:r>
+      <w:r>
+        <w:rPr>
+          <w:b/>
+        </w:rPr>
+        <w:t>input</w:t>
+      </w:r>
+      <w:r>
+        <w:rPr>
+          <w:b w:val="0"/>
+        </w:rPr>
+        <w:t xml:space="preserve"> and rule boxes. Try the middle steps before asking for a hint. After a hint, try the next step yourself.</w:t>
       </w:r>
     </w:p>
     <w:tbl>
@@ -2350,7 +3999,13 @@
       </w:tr>
     </w:tbl>
     <w:p>
-      <w:r>
+      <w:pPr>
+        <w:spacing w:line="336" w:lineRule="auto" w:after="180"/>
+      </w:pPr>
+      <w:r>
+        <w:rPr>
+          <w:b w:val="0"/>
+        </w:rPr>
         <w:t>Explain your trace to a partner. Your partner points to one step to check. Swap roles on the next case. Each person writes their own explanation.</w:t>
       </w:r>
     </w:p>
@@ -2363,12 +4018,47 @@
       </w:r>
     </w:p>
     <w:p>
-      <w:r>
-        <w:t>Use the worked case for Calibration as a group property. Proposed explanation: “A final answer is enough”. Decide whether this explanation is supported. Point to the step or supplied fact that decides; explain your repair if needed.</w:t>
-      </w:r>
-    </w:p>
-    <w:p>
-      <w:r>
+      <w:pPr>
+        <w:spacing w:line="336" w:lineRule="auto" w:after="180"/>
+      </w:pPr>
+      <w:r>
+        <w:rPr>
+          <w:b w:val="0"/>
+        </w:rPr>
+        <w:t xml:space="preserve">Use the worked case for </w:t>
+      </w:r>
+      <w:r>
+        <w:rPr>
+          <w:b/>
+        </w:rPr>
+        <w:t>Calibration</w:t>
+      </w:r>
+      <w:r>
+        <w:rPr>
+          <w:b w:val="0"/>
+        </w:rPr>
+        <w:t xml:space="preserve"> as a group property. Proposed explanation: “A final answer is enough”. Decide whether this explanation is supported.</w:t>
+      </w:r>
+    </w:p>
+    <w:p>
+      <w:pPr>
+        <w:spacing w:line="336" w:lineRule="auto" w:after="180"/>
+      </w:pPr>
+      <w:r>
+        <w:rPr>
+          <w:b w:val="0"/>
+        </w:rPr>
+        <w:t>Point to the step or supplied fact that decides; explain your repair if needed.</w:t>
+      </w:r>
+    </w:p>
+    <w:p>
+      <w:pPr>
+        <w:spacing w:line="336" w:lineRule="auto" w:after="180"/>
+      </w:pPr>
+      <w:r>
+        <w:rPr>
+          <w:b w:val="0"/>
+        </w:rPr>
         <w:t>Answer on your own before discussion. If you are unsure, say which step you need help with.</w:t>
       </w:r>
     </w:p>
@@ -2381,8 +4071,38 @@
       </w:r>
     </w:p>
     <w:p>
-      <w:r>
-        <w:t>Does a calibrated 0.8 score mean every such leaf is spotted? Point to the relevant step in the picture, then write the changed result and the rule or evidence that supports it.</w:t>
+      <w:pPr>
+        <w:spacing w:line="336" w:lineRule="auto" w:after="180"/>
+      </w:pPr>
+      <w:r>
+        <w:rPr>
+          <w:b w:val="0"/>
+        </w:rPr>
+        <w:t xml:space="preserve">Does a calibrated 0.8 </w:t>
+      </w:r>
+      <w:r>
+        <w:rPr>
+          <w:b/>
+        </w:rPr>
+        <w:t>score</w:t>
+      </w:r>
+      <w:r>
+        <w:rPr>
+          <w:b w:val="0"/>
+        </w:rPr>
+        <w:t xml:space="preserve"> mean every such leaf is spotted? Point to the relevant step in the picture, then write the changed result and the rule or </w:t>
+      </w:r>
+      <w:r>
+        <w:rPr>
+          <w:b/>
+        </w:rPr>
+        <w:t>evidence</w:t>
+      </w:r>
+      <w:r>
+        <w:rPr>
+          <w:b w:val="0"/>
+        </w:rPr>
+        <w:t xml:space="preserve"> that supports it.</w:t>
       </w:r>
     </w:p>
     <w:p>
@@ -2414,7 +4134,13 @@
       </w:r>
     </w:p>
     <w:p>
-      <w:r>
+      <w:pPr>
+        <w:spacing w:line="336" w:lineRule="auto" w:after="180"/>
+      </w:pPr>
+      <w:r>
+        <w:rPr>
+          <w:b w:val="0"/>
+        </w:rPr>
         <w:t>This is supported practice. Keep the separately named independent case for an attempt before feedback.</w:t>
       </w:r>
     </w:p>
@@ -2428,7 +4154,24 @@
     </w:p>
     <w:p>
       <w:r>
-        <w:t>EVIDENCE LAB</w:t>
+        <w:t>Investigate Scores and Calibration Intuition. Record the prediction, actual observation or labelled paper trace, explanation and next test separately.</w:t>
+      </w:r>
+    </w:p>
+    <w:p>
+      <w:pPr>
+        <w:spacing w:line="336" w:lineRule="auto" w:after="180"/>
+      </w:pPr>
+      <w:r>
+        <w:rPr>
+          <w:b/>
+        </w:rPr>
+        <w:t>EVIDENCE</w:t>
+      </w:r>
+      <w:r>
+        <w:rPr>
+          <w:b/>
+        </w:rPr>
+        <w:t xml:space="preserve"> LAB</w:t>
       </w:r>
     </w:p>
     <w:p>
@@ -2440,7 +4183,13 @@
       </w:r>
     </w:p>
     <w:p>
-      <w:r>
+      <w:pPr>
+        <w:spacing w:line="336" w:lineRule="auto" w:after="180"/>
+      </w:pPr>
+      <w:r>
+        <w:rPr>
+          <w:b w:val="0"/>
+        </w:rPr>
         <w:t>Keep the test conditions fixed, record every result, and change only one planned factor.</w:t>
       </w:r>
     </w:p>
@@ -2481,27 +4230,110 @@
       </w:r>
     </w:p>
     <w:p>
-      <w:r>
-        <w:t>1.  Write the hypothesis and expected evidence before running.</w:t>
-      </w:r>
-    </w:p>
-    <w:p>
-      <w:r>
-        <w:t>2.  Reliability Lab: sort thirty predictions into score bins, calculate observed correctness, and identify overconfident regions.</w:t>
-      </w:r>
-    </w:p>
-    <w:p>
-      <w:r>
+      <w:pPr>
+        <w:spacing w:line="336" w:lineRule="auto" w:after="180"/>
+        <w:shd w:fill="F4F9FC"/>
+      </w:pPr>
+      <w:r>
+        <w:rPr>
+          <w:b w:val="0"/>
+        </w:rPr>
+        <w:t xml:space="preserve">1.  Write the hypothesis and expected </w:t>
+      </w:r>
+      <w:r>
+        <w:rPr>
+          <w:b/>
+        </w:rPr>
+        <w:t>evidence</w:t>
+      </w:r>
+      <w:r>
+        <w:rPr>
+          <w:b w:val="0"/>
+        </w:rPr>
+        <w:t xml:space="preserve"> before running.</w:t>
+      </w:r>
+    </w:p>
+    <w:p>
+      <w:pPr>
+        <w:spacing w:line="336" w:lineRule="auto" w:after="180"/>
+        <w:shd w:fill="F4F9FC"/>
+      </w:pPr>
+      <w:r>
+        <w:rPr>
+          <w:b w:val="0"/>
+        </w:rPr>
+        <w:t xml:space="preserve">2.  </w:t>
+      </w:r>
+      <w:r>
+        <w:rPr>
+          <w:b/>
+        </w:rPr>
+        <w:t>Reliability</w:t>
+      </w:r>
+      <w:r>
+        <w:rPr>
+          <w:b w:val="0"/>
+        </w:rPr>
+        <w:t xml:space="preserve"> Lab: sort thirty </w:t>
+      </w:r>
+      <w:r>
+        <w:rPr>
+          <w:b/>
+        </w:rPr>
+        <w:t>prediction</w:t>
+      </w:r>
+      <w:r>
+        <w:rPr>
+          <w:b w:val="0"/>
+        </w:rPr>
+        <w:t xml:space="preserve">s into </w:t>
+      </w:r>
+      <w:r>
+        <w:rPr>
+          <w:b/>
+        </w:rPr>
+        <w:t>score</w:t>
+      </w:r>
+      <w:r>
+        <w:rPr>
+          <w:b w:val="0"/>
+        </w:rPr>
+        <w:t xml:space="preserve"> bins, calculate observed correctness, and identify overconfident regions.</w:t>
+      </w:r>
+    </w:p>
+    <w:p>
+      <w:pPr>
+        <w:spacing w:line="336" w:lineRule="auto" w:after="180"/>
+        <w:shd w:fill="F4F9FC"/>
+      </w:pPr>
+      <w:r>
+        <w:rPr>
+          <w:b w:val="0"/>
+        </w:rPr>
         <w:t>3.  Run one normal, one boundary, one missing, and one shifted case.</w:t>
       </w:r>
     </w:p>
     <w:p>
-      <w:r>
+      <w:pPr>
+        <w:spacing w:line="336" w:lineRule="auto" w:after="180"/>
+        <w:shd w:fill="F4F9FC"/>
+      </w:pPr>
+      <w:r>
+        <w:rPr>
+          <w:b w:val="0"/>
+        </w:rPr>
         <w:t>4.  Calculate the metric from raw counts or row-level errors.</w:t>
       </w:r>
     </w:p>
     <w:p>
-      <w:r>
+      <w:pPr>
+        <w:spacing w:line="336" w:lineRule="auto" w:after="180"/>
+        <w:shd w:fill="F4F9FC"/>
+      </w:pPr>
+      <w:r>
+        <w:rPr>
+          <w:b w:val="0"/>
+        </w:rPr>
         <w:t>5.  Interpret what changed, what did not, and what remains unsafe or unknown.</w:t>
       </w:r>
     </w:p>
@@ -2759,7 +4591,13 @@
       </w:r>
     </w:p>
     <w:p>
-      <w:r>
+      <w:pPr>
+        <w:spacing w:line="336" w:lineRule="auto" w:after="180"/>
+      </w:pPr>
+      <w:r>
+        <w:rPr>
+          <w:b w:val="0"/>
+        </w:rPr>
         <w:t>Before trying: what do I expect, and why? While trying: which step could first go wrong? Afterwards: what did I actually observe, and what should change? Keep “not run” if you only traced the procedure.</w:t>
       </w:r>
     </w:p>
@@ -2773,6 +4611,17 @@
     </w:p>
     <w:p>
       <w:r>
+        <w:t>Move from recall to tracing, diagnosis and transfer in Scores and Calibration Intuition. Explain why each step is justified.</w:t>
+      </w:r>
+    </w:p>
+    <w:p>
+      <w:pPr>
+        <w:spacing w:line="336" w:lineRule="auto" w:after="180"/>
+      </w:pPr>
+      <w:r>
+        <w:rPr>
+          <w:b/>
+        </w:rPr>
         <w:t>MASTERY</w:t>
       </w:r>
     </w:p>
@@ -2785,8 +4634,26 @@
       </w:r>
     </w:p>
     <w:p>
-      <w:r>
-        <w:t>Move upward only when you can produce evidence without copying the example.</w:t>
+      <w:pPr>
+        <w:spacing w:line="336" w:lineRule="auto" w:after="180"/>
+      </w:pPr>
+      <w:r>
+        <w:rPr>
+          <w:b w:val="0"/>
+        </w:rPr>
+        <w:t xml:space="preserve">Move upward only when you can produce </w:t>
+      </w:r>
+      <w:r>
+        <w:rPr>
+          <w:b/>
+        </w:rPr>
+        <w:t>evidence</w:t>
+      </w:r>
+      <w:r>
+        <w:rPr>
+          <w:b w:val="0"/>
+        </w:rPr>
+        <w:t xml:space="preserve"> without copying the example.</w:t>
       </w:r>
     </w:p>
     <w:p>
@@ -2826,42 +4693,179 @@
       </w:r>
     </w:p>
     <w:p>
-      <w:r>
-        <w:t>DEFINE  Use all four terms precisely: score, calibration, bin, reliability.</w:t>
-      </w:r>
-    </w:p>
-    <w:p>
-      <w:r>
-        <w:t>CALCULATE  Reproduce the worked evidence with units and denominator.</w:t>
-      </w:r>
-    </w:p>
-    <w:p>
-      <w:r>
+      <w:pPr>
+        <w:spacing w:line="336" w:lineRule="auto" w:after="180"/>
+      </w:pPr>
+      <w:r>
+        <w:rPr>
+          <w:b w:val="0"/>
+        </w:rPr>
+        <w:t xml:space="preserve">DEFINE  Use all four terms precisely: </w:t>
+      </w:r>
+      <w:r>
+        <w:rPr>
+          <w:b/>
+        </w:rPr>
+        <w:t>score</w:t>
+      </w:r>
+      <w:r>
+        <w:rPr>
+          <w:b w:val="0"/>
+        </w:rPr>
+        <w:t xml:space="preserve">, </w:t>
+      </w:r>
+      <w:r>
+        <w:rPr>
+          <w:b/>
+        </w:rPr>
+        <w:t>calibration</w:t>
+      </w:r>
+      <w:r>
+        <w:rPr>
+          <w:b w:val="0"/>
+        </w:rPr>
+        <w:t xml:space="preserve">, bin, </w:t>
+      </w:r>
+      <w:r>
+        <w:rPr>
+          <w:b/>
+        </w:rPr>
+        <w:t>reliability</w:t>
+      </w:r>
+      <w:r>
+        <w:rPr>
+          <w:b w:val="0"/>
+        </w:rPr>
+        <w:t>.</w:t>
+      </w:r>
+    </w:p>
+    <w:p>
+      <w:pPr>
+        <w:spacing w:line="336" w:lineRule="auto" w:after="180"/>
+      </w:pPr>
+      <w:r>
+        <w:rPr>
+          <w:b w:val="0"/>
+        </w:rPr>
+        <w:t xml:space="preserve">CALCULATE  Reproduce the worked </w:t>
+      </w:r>
+      <w:r>
+        <w:rPr>
+          <w:b/>
+        </w:rPr>
+        <w:t>evidence</w:t>
+      </w:r>
+      <w:r>
+        <w:rPr>
+          <w:b w:val="0"/>
+        </w:rPr>
+        <w:t xml:space="preserve"> with units and denominator.</w:t>
+      </w:r>
+    </w:p>
+    <w:p>
+      <w:pPr>
+        <w:spacing w:line="336" w:lineRule="auto" w:after="180"/>
+        <w:shd w:fill="F4F9FC"/>
+      </w:pPr>
+      <w:r>
+        <w:rPr>
+          <w:b w:val="0"/>
+        </w:rPr>
         <w:t>TRACE  Explain the data, code or decision path.</w:t>
       </w:r>
     </w:p>
     <w:p>
-      <w:r>
-        <w:t>DIAGNOSE  A score of 0.9 means the prediction has exactly a 90% chance of being correct.</w:t>
-      </w:r>
-    </w:p>
-    <w:p>
-      <w:r>
+      <w:pPr>
+        <w:spacing w:line="336" w:lineRule="auto" w:after="180"/>
+        <w:shd w:fill="F4F9FC"/>
+      </w:pPr>
+      <w:r>
+        <w:rPr>
+          <w:b w:val="0"/>
+        </w:rPr>
+        <w:t xml:space="preserve">DIAGNOSE  A </w:t>
+      </w:r>
+      <w:r>
+        <w:rPr>
+          <w:b/>
+        </w:rPr>
+        <w:t>score</w:t>
+      </w:r>
+      <w:r>
+        <w:rPr>
+          <w:b w:val="0"/>
+        </w:rPr>
+        <w:t xml:space="preserve"> of 0.9 means the </w:t>
+      </w:r>
+      <w:r>
+        <w:rPr>
+          <w:b/>
+        </w:rPr>
+        <w:t>prediction</w:t>
+      </w:r>
+      <w:r>
+        <w:rPr>
+          <w:b w:val="0"/>
+        </w:rPr>
+        <w:t xml:space="preserve"> has exactly a 90% chance of being correct.</w:t>
+      </w:r>
+    </w:p>
+    <w:p>
+      <w:pPr>
+        <w:spacing w:line="336" w:lineRule="auto" w:after="180"/>
+        <w:shd w:fill="F4F9FC"/>
+      </w:pPr>
+      <w:r>
+        <w:rPr>
+          <w:b w:val="0"/>
+        </w:rPr>
         <w:t>TRANSFER  Solve a fresh dataset or model case.</w:t>
       </w:r>
     </w:p>
     <w:p>
-      <w:r>
-        <w:t>IMPROVE  Change one cause and rerun fixed evidence.</w:t>
-      </w:r>
-    </w:p>
-    <w:p>
-      <w:r>
+      <w:pPr>
+        <w:spacing w:line="336" w:lineRule="auto" w:after="180"/>
+      </w:pPr>
+      <w:r>
+        <w:rPr>
+          <w:b w:val="0"/>
+        </w:rPr>
+        <w:t xml:space="preserve">IMPROVE  Change one cause and rerun fixed </w:t>
+      </w:r>
+      <w:r>
+        <w:rPr>
+          <w:b/>
+        </w:rPr>
+        <w:t>evidence</w:t>
+      </w:r>
+      <w:r>
+        <w:rPr>
+          <w:b w:val="0"/>
+        </w:rPr>
+        <w:t>.</w:t>
+      </w:r>
+    </w:p>
+    <w:p>
+      <w:pPr>
+        <w:spacing w:line="336" w:lineRule="auto" w:after="180"/>
+        <w:shd w:fill="F4F9FC"/>
+      </w:pPr>
+      <w:r>
+        <w:rPr>
+          <w:b w:val="0"/>
+        </w:rPr>
         <w:t>DEFEND  State intended use, metric, limitation, and human responsibility.</w:t>
       </w:r>
     </w:p>
     <w:p>
-      <w:r>
+      <w:pPr>
+        <w:spacing w:line="336" w:lineRule="auto" w:after="180"/>
+        <w:shd w:fill="F1F6F8"/>
+      </w:pPr>
+      <w:r>
+        <w:rPr>
+          <w:b w:val="0"/>
+        </w:rPr>
         <w:t>MASTERY RULE  A coached calculation becomes mastery only after a different case is completed independently.</w:t>
       </w:r>
     </w:p>
@@ -2875,6 +4879,17 @@
     </w:p>
     <w:p>
       <w:r>
+        <w:t>Apply this week’s idea to Responsible Plant Classifier. Keep an annotated decision and the evidence supporting it.</w:t>
+      </w:r>
+    </w:p>
+    <w:p>
+      <w:pPr>
+        <w:spacing w:line="336" w:lineRule="auto" w:after="180"/>
+      </w:pPr>
+      <w:r>
+        <w:rPr>
+          <w:b/>
+        </w:rPr>
         <w:t>CUMULATIVE PROJECT</w:t>
       </w:r>
     </w:p>
@@ -2887,8 +4902,26 @@
       </w:r>
     </w:p>
     <w:p>
-      <w:r>
-        <w:t>Every week adds one reviewable artifact to the same evidence-based capstone.</w:t>
+      <w:pPr>
+        <w:spacing w:line="336" w:lineRule="auto" w:after="180"/>
+      </w:pPr>
+      <w:r>
+        <w:rPr>
+          <w:b w:val="0"/>
+        </w:rPr>
+        <w:t xml:space="preserve">Every week adds one reviewable artifact to the same </w:t>
+      </w:r>
+      <w:r>
+        <w:rPr>
+          <w:b/>
+        </w:rPr>
+        <w:t>evidence</w:t>
+      </w:r>
+      <w:r>
+        <w:rPr>
+          <w:b w:val="0"/>
+        </w:rPr>
+        <w:t>-based capstone.</w:t>
       </w:r>
     </w:p>
     <w:p>
@@ -2928,43 +4961,122 @@
       </w:r>
     </w:p>
     <w:p>
-      <w:r>
-        <w:t>THIS WEEK'S CHECKPOINT  Add an uncertainty band to the Plant Classifier and define what the interface says when scores fall inside it.</w:t>
-      </w:r>
-    </w:p>
-    <w:p>
-      <w:r>
+      <w:pPr>
+        <w:spacing w:line="336" w:lineRule="auto" w:after="180"/>
+        <w:shd w:fill="EDF7F3"/>
+      </w:pPr>
+      <w:r>
+        <w:rPr>
+          <w:b w:val="0"/>
+        </w:rPr>
+        <w:t xml:space="preserve">THIS WEEK'S CHECKPOINT  Add an uncertainty band to the Plant Classifier and define what the interface says when </w:t>
+      </w:r>
+      <w:r>
+        <w:rPr>
+          <w:b/>
+        </w:rPr>
+        <w:t>score</w:t>
+      </w:r>
+      <w:r>
+        <w:rPr>
+          <w:b w:val="0"/>
+        </w:rPr>
+        <w:t>s fall inside it.</w:t>
+      </w:r>
+    </w:p>
+    <w:p>
+      <w:pPr>
+        <w:spacing w:line="336" w:lineRule="auto" w:after="180"/>
+        <w:shd w:fill="F5F1FB"/>
+      </w:pPr>
+      <w:r>
+        <w:rPr>
+          <w:b w:val="0"/>
+        </w:rPr>
         <w:t>Which requirement or risk does this artifact address?</w:t>
       </w:r>
     </w:p>
     <w:p>
-      <w:r>
+      <w:pPr>
+        <w:spacing w:line="336" w:lineRule="auto" w:after="180"/>
+        <w:shd w:fill="F5F1FB"/>
+      </w:pPr>
+      <w:r>
+        <w:rPr>
+          <w:b w:val="0"/>
+        </w:rPr>
         <w:t>Which dataset, split, code, and metric version does it use?</w:t>
       </w:r>
     </w:p>
     <w:p>
-      <w:r>
+      <w:pPr>
+        <w:spacing w:line="336" w:lineRule="auto" w:after="180"/>
+        <w:shd w:fill="F5F1FB"/>
+      </w:pPr>
+      <w:r>
+        <w:rPr>
+          <w:b w:val="0"/>
+        </w:rPr>
         <w:t>What normal and shifted cases were tested?</w:t>
       </w:r>
     </w:p>
     <w:p>
-      <w:r>
+      <w:pPr>
+        <w:spacing w:line="336" w:lineRule="auto" w:after="180"/>
+        <w:shd w:fill="F5F1FB"/>
+      </w:pPr>
+      <w:r>
+        <w:rPr>
+          <w:b w:val="0"/>
+        </w:rPr>
         <w:t>What remains uncertain or weak?</w:t>
       </w:r>
     </w:p>
     <w:p>
-      <w:r>
+      <w:pPr>
+        <w:spacing w:line="336" w:lineRule="auto" w:after="180"/>
+        <w:shd w:fill="F5F1FB"/>
+      </w:pPr>
+      <w:r>
+        <w:rPr>
+          <w:b w:val="0"/>
+        </w:rPr>
         <w:t>What decision still belongs to a teacher or qualified human?</w:t>
       </w:r>
     </w:p>
     <w:p>
-      <w:r>
+      <w:pPr>
+        <w:spacing w:line="336" w:lineRule="auto" w:after="180"/>
+        <w:shd w:fill="FFF5E6"/>
+      </w:pPr>
+      <w:r>
+        <w:rPr>
+          <w:b w:val="0"/>
+        </w:rPr>
         <w:t>RESPONSIBLE RELEASE  Never use this classroom prototype for medical, pesticide, agricultural, or other consequential decisions.</w:t>
       </w:r>
     </w:p>
     <w:p>
-      <w:r>
-        <w:t>My evidence-linked project decision:</w:t>
+      <w:pPr>
+        <w:spacing w:line="336" w:lineRule="auto" w:after="180"/>
+      </w:pPr>
+      <w:r>
+        <w:rPr>
+          <w:b w:val="0"/>
+        </w:rPr>
+        <w:t xml:space="preserve">My </w:t>
+      </w:r>
+      <w:r>
+        <w:rPr>
+          <w:b/>
+        </w:rPr>
+        <w:t>evidence</w:t>
+      </w:r>
+      <w:r>
+        <w:rPr>
+          <w:b w:val="0"/>
+        </w:rPr>
+        <w:t>-linked project decision:</w:t>
       </w:r>
     </w:p>
     <w:p>
@@ -2976,8 +5088,37 @@
       </w:r>
     </w:p>
     <w:p>
-      <w:r>
-        <w:t>For your Responsible Plant Classifier, save the input, procedure, observed result and limitation of this check. Label this worked example as practice; use a different, previously unreviewed case when checking independent understanding.</w:t>
+      <w:pPr>
+        <w:spacing w:line="336" w:lineRule="auto" w:after="180"/>
+      </w:pPr>
+      <w:r>
+        <w:rPr>
+          <w:b w:val="0"/>
+        </w:rPr>
+        <w:t xml:space="preserve">For your Responsible Plant Classifier, save the </w:t>
+      </w:r>
+      <w:r>
+        <w:rPr>
+          <w:b/>
+        </w:rPr>
+        <w:t>input</w:t>
+      </w:r>
+      <w:r>
+        <w:rPr>
+          <w:b w:val="0"/>
+        </w:rPr>
+        <w:t>, procedure, observed result and limitation of this check.</w:t>
+      </w:r>
+    </w:p>
+    <w:p>
+      <w:pPr>
+        <w:spacing w:line="336" w:lineRule="auto" w:after="180"/>
+      </w:pPr>
+      <w:r>
+        <w:rPr>
+          <w:b w:val="0"/>
+        </w:rPr>
+        <w:t>Label this worked example as practice; use a different, previously unreviewed case when checking independent understanding.</w:t>
       </w:r>
     </w:p>
     <w:p>
@@ -2990,6 +5131,17 @@
     </w:p>
     <w:p>
       <w:r>
+        <w:t>Use a genuinely new case for independent evidence. Previously discussed examples remain practice; use the separately named independent case before feedback.</w:t>
+      </w:r>
+    </w:p>
+    <w:p>
+      <w:pPr>
+        <w:spacing w:line="336" w:lineRule="auto" w:after="180"/>
+      </w:pPr>
+      <w:r>
+        <w:rPr>
+          <w:b/>
+        </w:rPr>
         <w:t>INDEPENDENT PROOF</w:t>
       </w:r>
     </w:p>
@@ -3002,7 +5154,13 @@
       </w:r>
     </w:p>
     <w:p>
-      <w:r>
+      <w:pPr>
+        <w:spacing w:line="336" w:lineRule="auto" w:after="180"/>
+      </w:pPr>
+      <w:r>
+        <w:rPr>
+          <w:b w:val="0"/>
+        </w:rPr>
         <w:t>Complete this with a fresh case after guided practice and compare it with the mastery criteria.</w:t>
       </w:r>
     </w:p>
@@ -3043,48 +5201,180 @@
       </w:r>
     </w:p>
     <w:p>
-      <w:r>
-        <w:t>REQUIRED PROOF  Bin prediction scores and compare average score with observed correctness.</w:t>
-      </w:r>
-    </w:p>
-    <w:p>
-      <w:r>
+      <w:pPr>
+        <w:pStyle w:val="Heading3"/>
+      </w:pPr>
+      <w:r>
+        <w:t>What success looks like</w:t>
+      </w:r>
+    </w:p>
+    <w:p>
+      <w:pPr>
+        <w:spacing w:line="336" w:lineRule="auto" w:after="180"/>
+        <w:shd w:fill="EDF7F3"/>
+      </w:pPr>
+      <w:r>
+        <w:rPr>
+          <w:b w:val="0"/>
+        </w:rPr>
+        <w:t xml:space="preserve">REQUIRED PROOF  Bin </w:t>
+      </w:r>
+      <w:r>
+        <w:rPr>
+          <w:b/>
+        </w:rPr>
+        <w:t>prediction</w:t>
+      </w:r>
+      <w:r>
+        <w:rPr>
+          <w:b w:val="0"/>
+        </w:rPr>
+        <w:t xml:space="preserve"> </w:t>
+      </w:r>
+      <w:r>
+        <w:rPr>
+          <w:b/>
+        </w:rPr>
+        <w:t>score</w:t>
+      </w:r>
+      <w:r>
+        <w:rPr>
+          <w:b w:val="0"/>
+        </w:rPr>
+        <w:t xml:space="preserve">s and compare average </w:t>
+      </w:r>
+      <w:r>
+        <w:rPr>
+          <w:b/>
+        </w:rPr>
+        <w:t>score</w:t>
+      </w:r>
+      <w:r>
+        <w:rPr>
+          <w:b w:val="0"/>
+        </w:rPr>
+        <w:t xml:space="preserve"> with observed correctness.</w:t>
+      </w:r>
+    </w:p>
+    <w:p>
+      <w:pPr>
+        <w:spacing w:line="336" w:lineRule="auto" w:after="180"/>
+      </w:pPr>
+      <w:r>
+        <w:rPr>
+          <w:b w:val="0"/>
+        </w:rPr>
         <w:t>□ Define the task, feature/target roles, and intended-use boundary.</w:t>
       </w:r>
     </w:p>
     <w:p>
-      <w:r>
+      <w:pPr>
+        <w:spacing w:line="336" w:lineRule="auto" w:after="180"/>
+      </w:pPr>
+      <w:r>
+        <w:rPr>
+          <w:b w:val="0"/>
+        </w:rPr>
         <w:t>□ Show the calculation, code trace, or experiment record.</w:t>
       </w:r>
     </w:p>
     <w:p>
-      <w:r>
+      <w:pPr>
+        <w:spacing w:line="336" w:lineRule="auto" w:after="180"/>
+      </w:pPr>
+      <w:r>
+        <w:rPr>
+          <w:b w:val="0"/>
+        </w:rPr>
         <w:t>□ Test a normal case and one revealing boundary, missing, or shifted case.</w:t>
       </w:r>
     </w:p>
     <w:p>
-      <w:r>
+      <w:pPr>
+        <w:spacing w:line="336" w:lineRule="auto" w:after="180"/>
+      </w:pPr>
+      <w:r>
+        <w:rPr>
+          <w:b w:val="0"/>
+        </w:rPr>
         <w:t>□ Diagnose one failure without changing several factors at once.</w:t>
       </w:r>
     </w:p>
     <w:p>
-      <w:r>
+      <w:pPr>
+        <w:spacing w:line="336" w:lineRule="auto" w:after="180"/>
+      </w:pPr>
+      <w:r>
+        <w:rPr>
+          <w:b w:val="0"/>
+        </w:rPr>
         <w:t>□ Name a limitation, fairness concern, and the human-review action.</w:t>
       </w:r>
     </w:p>
     <w:p>
-      <w:r>
-        <w:t>Independent evidence and defense:</w:t>
-      </w:r>
-    </w:p>
-    <w:p>
-      <w:r>
+      <w:pPr>
+        <w:spacing w:line="336" w:lineRule="auto" w:after="180"/>
+      </w:pPr>
+      <w:r>
+        <w:rPr>
+          <w:b w:val="0"/>
+        </w:rPr>
+        <w:t xml:space="preserve">Independent </w:t>
+      </w:r>
+      <w:r>
+        <w:rPr>
+          <w:b/>
+        </w:rPr>
+        <w:t>evidence</w:t>
+      </w:r>
+      <w:r>
+        <w:rPr>
+          <w:b w:val="0"/>
+        </w:rPr>
+        <w:t xml:space="preserve"> and defense:</w:t>
+      </w:r>
+    </w:p>
+    <w:p>
+      <w:pPr>
+        <w:spacing w:line="336" w:lineRule="auto" w:after="180"/>
+      </w:pPr>
+      <w:r>
+        <w:rPr>
+          <w:b w:val="0"/>
+        </w:rPr>
         <w:t>My level:  □ Not yet  □ With one hint  □ Independently  □ I can teach and defend it</w:t>
       </w:r>
     </w:p>
     <w:p>
-      <w:r>
-        <w:t>NEXT BRIDGE  Carry the experiment evidence into: Confusion Matrix.</w:t>
+      <w:pPr>
+        <w:pStyle w:val="Heading3"/>
+      </w:pPr>
+      <w:r>
+        <w:t>Connect to the next lesson</w:t>
+      </w:r>
+    </w:p>
+    <w:p>
+      <w:pPr>
+        <w:spacing w:line="336" w:lineRule="auto" w:after="180"/>
+        <w:shd w:fill="F1F6F8"/>
+      </w:pPr>
+      <w:r>
+        <w:rPr>
+          <w:b w:val="0"/>
+        </w:rPr>
+        <w:t xml:space="preserve">NEXT BRIDGE  Carry the experiment </w:t>
+      </w:r>
+      <w:r>
+        <w:rPr>
+          <w:b/>
+        </w:rPr>
+        <w:t>evidence</w:t>
+      </w:r>
+      <w:r>
+        <w:rPr>
+          <w:b w:val="0"/>
+        </w:rPr>
+        <w:t xml:space="preserve"> into: Confusion Matrix.</w:t>
       </w:r>
     </w:p>
     <w:p>
@@ -3096,6 +5386,11 @@
       </w:r>
     </w:p>
     <w:p>
+      <w:r>
+        <w:t>Revisit the complete Scores and Calibration Intuition case for supported practice. Repeated examples do not become fresh assessments.</w:t>
+      </w:r>
+    </w:p>
+    <w:p>
       <w:pPr>
         <w:pStyle w:val="Heading3"/>
       </w:pPr>
@@ -3104,7 +5399,13 @@
       </w:r>
     </w:p>
     <w:p>
-      <w:r>
+      <w:pPr>
+        <w:spacing w:line="336" w:lineRule="auto" w:after="180"/>
+      </w:pPr>
+      <w:r>
+        <w:rPr>
+          <w:b w:val="0"/>
+        </w:rPr>
         <w:t>Use the supplied details to practise the weekly concept before attempting the independent question. This case extends the illustrated lesson.</w:t>
       </w:r>
     </w:p>
@@ -3117,7 +5418,13 @@
       </w:r>
     </w:p>
     <w:p>
-      <w:r>
+      <w:pPr>
+        <w:spacing w:line="336" w:lineRule="auto" w:after="180"/>
+      </w:pPr>
+      <w:r>
+        <w:rPr>
+          <w:b w:val="0"/>
+        </w:rPr>
         <w:t>Ten cases receive probability .8 for spotted; eight are spotted.</w:t>
       </w:r>
     </w:p>
@@ -3130,8 +5437,26 @@
       </w:r>
     </w:p>
     <w:p>
-      <w:r>
-        <w:t>Interpret calibration and its limits.</w:t>
+      <w:pPr>
+        <w:spacing w:line="336" w:lineRule="auto" w:after="180"/>
+      </w:pPr>
+      <w:r>
+        <w:rPr>
+          <w:b w:val="0"/>
+        </w:rPr>
+        <w:t xml:space="preserve">Interpret </w:t>
+      </w:r>
+      <w:r>
+        <w:rPr>
+          <w:b/>
+        </w:rPr>
+        <w:t>calibration</w:t>
+      </w:r>
+      <w:r>
+        <w:rPr>
+          <w:b w:val="0"/>
+        </w:rPr>
+        <w:t xml:space="preserve"> and its limits.</w:t>
       </w:r>
     </w:p>
     <w:p>
@@ -3143,8 +5468,38 @@
       </w:r>
     </w:p>
     <w:p>
-      <w:r>
-        <w:t>8/10 matches .8 in this tiny bin. It illustrates calibration, not proof of global calibration or individual certainty; test more bins and data.</w:t>
+      <w:pPr>
+        <w:spacing w:line="336" w:lineRule="auto" w:after="180"/>
+      </w:pPr>
+      <w:r>
+        <w:rPr>
+          <w:b w:val="0"/>
+        </w:rPr>
+        <w:t xml:space="preserve">8/10 matches .8 in this tiny bin. It illustrates </w:t>
+      </w:r>
+      <w:r>
+        <w:rPr>
+          <w:b/>
+        </w:rPr>
+        <w:t>calibration</w:t>
+      </w:r>
+      <w:r>
+        <w:rPr>
+          <w:b w:val="0"/>
+        </w:rPr>
+        <w:t xml:space="preserve">, not proof of global </w:t>
+      </w:r>
+      <w:r>
+        <w:rPr>
+          <w:b/>
+        </w:rPr>
+        <w:t>calibration</w:t>
+      </w:r>
+      <w:r>
+        <w:rPr>
+          <w:b w:val="0"/>
+        </w:rPr>
+        <w:t xml:space="preserve"> or individual certainty; test more bins and data.</w:t>
       </w:r>
     </w:p>
     <w:p>
@@ -3156,7 +5511,14 @@
       </w:r>
     </w:p>
     <w:p>
-      <w:r>
+      <w:pPr>
+        <w:spacing w:line="336" w:lineRule="auto" w:after="180"/>
+        <w:shd w:fill="F5F1FB"/>
+      </w:pPr>
+      <w:r>
+        <w:rPr>
+          <w:b w:val="0"/>
+        </w:rPr>
         <w:t>Which detail supports the answer, and why does it matter?</w:t>
       </w:r>
     </w:p>
@@ -3268,18 +5630,72 @@
       </w:tr>
     </w:tbl>
     <w:p>
-      <w:r>
+      <w:pPr>
+        <w:spacing w:line="336" w:lineRule="auto" w:after="180"/>
+      </w:pPr>
+      <w:r>
+        <w:rPr>
+          <w:b w:val="0"/>
+        </w:rPr>
         <w:t>Ten cases receive probability .8 for spotted; eight are spotted.</w:t>
       </w:r>
     </w:p>
     <w:p>
-      <w:r>
-        <w:t>Interpret calibration and its limits.</w:t>
-      </w:r>
-    </w:p>
-    <w:p>
-      <w:r>
-        <w:t>8/10 matches .8 in this tiny bin. It illustrates calibration, not proof of global calibration or individual certainty; test more bins and data.</w:t>
+      <w:pPr>
+        <w:spacing w:line="336" w:lineRule="auto" w:after="180"/>
+      </w:pPr>
+      <w:r>
+        <w:rPr>
+          <w:b w:val="0"/>
+        </w:rPr>
+        <w:t xml:space="preserve">Interpret </w:t>
+      </w:r>
+      <w:r>
+        <w:rPr>
+          <w:b/>
+        </w:rPr>
+        <w:t>calibration</w:t>
+      </w:r>
+      <w:r>
+        <w:rPr>
+          <w:b w:val="0"/>
+        </w:rPr>
+        <w:t xml:space="preserve"> and its limits.</w:t>
+      </w:r>
+    </w:p>
+    <w:p>
+      <w:pPr>
+        <w:spacing w:line="336" w:lineRule="auto" w:after="180"/>
+      </w:pPr>
+      <w:r>
+        <w:rPr>
+          <w:b w:val="0"/>
+        </w:rPr>
+        <w:t xml:space="preserve">8/10 matches .8 in this tiny bin. It illustrates </w:t>
+      </w:r>
+      <w:r>
+        <w:rPr>
+          <w:b/>
+        </w:rPr>
+        <w:t>calibration</w:t>
+      </w:r>
+      <w:r>
+        <w:rPr>
+          <w:b w:val="0"/>
+        </w:rPr>
+        <w:t xml:space="preserve">, not proof of global </w:t>
+      </w:r>
+      <w:r>
+        <w:rPr>
+          <w:b/>
+        </w:rPr>
+        <w:t>calibration</w:t>
+      </w:r>
+      <w:r>
+        <w:rPr>
+          <w:b w:val="0"/>
+        </w:rPr>
+        <w:t xml:space="preserve"> or individual certainty; test more bins and data.</w:t>
       </w:r>
     </w:p>
     <w:p>
@@ -3291,6 +5707,11 @@
       </w:r>
     </w:p>
     <w:p>
+      <w:r>
+        <w:t>Attempt the reserved new case before feedback. Record support; the earlier examples below remain additional practice.</w:t>
+      </w:r>
+    </w:p>
+    <w:p>
       <w:pPr>
         <w:pStyle w:val="Heading3"/>
       </w:pPr>
@@ -3299,7 +5720,13 @@
       </w:r>
     </w:p>
     <w:p>
-      <w:r>
+      <w:pPr>
+        <w:spacing w:line="336" w:lineRule="auto" w:after="180"/>
+      </w:pPr>
+      <w:r>
+        <w:rPr>
+          <w:b w:val="0"/>
+        </w:rPr>
         <w:t>Twenty cases all predict .3 with eight positives; ten all predict .7 with seven positives. Give plot points and interpret.</w:t>
       </w:r>
     </w:p>
@@ -3347,7 +5774,13 @@
       </w:r>
     </w:p>
     <w:p>
-      <w:r>
+      <w:pPr>
+        <w:spacing w:line="336" w:lineRule="auto" w:after="180"/>
+      </w:pPr>
+      <w:r>
+        <w:rPr>
+          <w:b w:val="0"/>
+        </w:rPr>
         <w:t>Attempt this case before feedback. Record any help. Earlier examples below are further practice; a case already practised with feedback cannot establish fresh transfer.</w:t>
       </w:r>
     </w:p>
@@ -3360,18 +5793,67 @@
       </w:r>
     </w:p>
     <w:p>
-      <w:r>
+      <w:pPr>
+        <w:spacing w:line="336" w:lineRule="auto" w:after="180"/>
+      </w:pPr>
+      <w:r>
+        <w:rPr>
+          <w:b w:val="0"/>
+        </w:rPr>
         <w:t>Close the worked explanation. Apply the idea to this different question without copying.</w:t>
       </w:r>
     </w:p>
     <w:p>
-      <w:r>
-        <w:t>Among 20 predictions with score 0.8, 12 are correct. What is observed accuracy in this group and how does it compare with 0.8?</w:t>
-      </w:r>
-    </w:p>
-    <w:p>
-      <w:r>
-        <w:t>My answer, with a trace, calculation or supporting evidence</w:t>
+      <w:pPr>
+        <w:spacing w:line="336" w:lineRule="auto" w:after="180"/>
+        <w:shd w:fill="F5F1FB"/>
+      </w:pPr>
+      <w:r>
+        <w:rPr>
+          <w:b w:val="0"/>
+        </w:rPr>
+        <w:t xml:space="preserve">Among 20 </w:t>
+      </w:r>
+      <w:r>
+        <w:rPr>
+          <w:b/>
+        </w:rPr>
+        <w:t>prediction</w:t>
+      </w:r>
+      <w:r>
+        <w:rPr>
+          <w:b w:val="0"/>
+        </w:rPr>
+        <w:t xml:space="preserve">s with </w:t>
+      </w:r>
+      <w:r>
+        <w:rPr>
+          <w:b/>
+        </w:rPr>
+        <w:t>score</w:t>
+      </w:r>
+      <w:r>
+        <w:rPr>
+          <w:b w:val="0"/>
+        </w:rPr>
+        <w:t xml:space="preserve"> 0.8, 12 are correct. What is observed accuracy in this group and how does it compare with 0.8?</w:t>
+      </w:r>
+    </w:p>
+    <w:p>
+      <w:pPr>
+        <w:spacing w:line="336" w:lineRule="auto" w:after="180"/>
+      </w:pPr>
+      <w:r>
+        <w:rPr>
+          <w:b w:val="0"/>
+        </w:rPr>
+        <w:t xml:space="preserve">My answer, with a trace, calculation or supporting </w:t>
+      </w:r>
+      <w:r>
+        <w:rPr>
+          <w:b/>
+        </w:rPr>
+        <w:t>evidence</w:t>
       </w:r>
     </w:p>
     <w:p>
@@ -3416,13 +5898,37 @@
       </w:r>
     </w:p>
     <w:p>
-      <w:r>
+      <w:pPr>
+        <w:spacing w:line="336" w:lineRule="auto" w:after="180"/>
+      </w:pPr>
+      <w:r>
+        <w:rPr>
+          <w:b w:val="0"/>
+        </w:rPr>
         <w:t>Change one relevant detail. Predict the result before testing. Include a boundary or missing-information case when it helps reveal a limit.</w:t>
       </w:r>
     </w:p>
     <w:p>
-      <w:r>
-        <w:t>My changed input and expected result</w:t>
+      <w:pPr>
+        <w:spacing w:line="336" w:lineRule="auto" w:after="180"/>
+      </w:pPr>
+      <w:r>
+        <w:rPr>
+          <w:b w:val="0"/>
+        </w:rPr>
+        <w:t xml:space="preserve">My changed </w:t>
+      </w:r>
+      <w:r>
+        <w:rPr>
+          <w:b/>
+        </w:rPr>
+        <w:t>input</w:t>
+      </w:r>
+      <w:r>
+        <w:rPr>
+          <w:b w:val="0"/>
+        </w:rPr>
+        <w:t xml:space="preserve"> and expected result</w:t>
       </w:r>
     </w:p>
     <w:p>
@@ -3467,13 +5973,49 @@
       </w:r>
     </w:p>
     <w:p>
-      <w:r>
-        <w:t>Add an uncertainty band to the Plant Classifier and define what the interface says when scores fall inside it.</w:t>
-      </w:r>
-    </w:p>
-    <w:p>
-      <w:r>
-        <w:t>The evidence I will keep</w:t>
+      <w:pPr>
+        <w:spacing w:line="336" w:lineRule="auto" w:after="180"/>
+      </w:pPr>
+      <w:r>
+        <w:rPr>
+          <w:b w:val="0"/>
+        </w:rPr>
+        <w:t xml:space="preserve">Add an uncertainty band to the Plant Classifier and define what the interface says when </w:t>
+      </w:r>
+      <w:r>
+        <w:rPr>
+          <w:b/>
+        </w:rPr>
+        <w:t>score</w:t>
+      </w:r>
+      <w:r>
+        <w:rPr>
+          <w:b w:val="0"/>
+        </w:rPr>
+        <w:t>s fall inside it.</w:t>
+      </w:r>
+    </w:p>
+    <w:p>
+      <w:pPr>
+        <w:spacing w:line="336" w:lineRule="auto" w:after="180"/>
+      </w:pPr>
+      <w:r>
+        <w:rPr>
+          <w:b w:val="0"/>
+        </w:rPr>
+        <w:t xml:space="preserve">The </w:t>
+      </w:r>
+      <w:r>
+        <w:rPr>
+          <w:b/>
+        </w:rPr>
+        <w:t>evidence</w:t>
+      </w:r>
+      <w:r>
+        <w:rPr>
+          <w:b w:val="0"/>
+        </w:rPr>
+        <w:t xml:space="preserve"> I will keep</w:t>
       </w:r>
     </w:p>
     <w:p>
@@ -3510,8 +6052,26 @@
       </w:r>
     </w:p>
     <w:p>
-      <w:r>
-        <w:t>Your teacher has the independent answer and scoring criteria. Complete the matching workbook week to keep your practice evidence together.</w:t>
+      <w:pPr>
+        <w:spacing w:line="336" w:lineRule="auto" w:after="180"/>
+      </w:pPr>
+      <w:r>
+        <w:rPr>
+          <w:b w:val="0"/>
+        </w:rPr>
+        <w:t xml:space="preserve">Your teacher has the independent answer and scoring criteria. Complete the matching workbook week to keep your practice </w:t>
+      </w:r>
+      <w:r>
+        <w:rPr>
+          <w:b/>
+        </w:rPr>
+        <w:t>evidence</w:t>
+      </w:r>
+      <w:r>
+        <w:rPr>
+          <w:b w:val="0"/>
+        </w:rPr>
+        <w:t xml:space="preserve"> together.</w:t>
       </w:r>
     </w:p>
     <w:p>
@@ -3523,8 +6083,38 @@
       </w:r>
     </w:p>
     <w:p>
-      <w:r>
-        <w:t>Twenty cases receive score .7 and fourteen are correct. Explain what the observed rate suggests and what it does not establish about another score group.</w:t>
+      <w:pPr>
+        <w:spacing w:line="336" w:lineRule="auto" w:after="180"/>
+      </w:pPr>
+      <w:r>
+        <w:rPr>
+          <w:b w:val="0"/>
+        </w:rPr>
+        <w:t xml:space="preserve">Twenty cases receive </w:t>
+      </w:r>
+      <w:r>
+        <w:rPr>
+          <w:b/>
+        </w:rPr>
+        <w:t>score</w:t>
+      </w:r>
+      <w:r>
+        <w:rPr>
+          <w:b w:val="0"/>
+        </w:rPr>
+        <w:t xml:space="preserve"> .7 and fourteen are correct. Explain what the observed rate suggests and what it does not establish about another </w:t>
+      </w:r>
+      <w:r>
+        <w:rPr>
+          <w:b/>
+        </w:rPr>
+        <w:t>score</w:t>
+      </w:r>
+      <w:r>
+        <w:rPr>
+          <w:b w:val="0"/>
+        </w:rPr>
+        <w:t xml:space="preserve"> group.</w:t>
       </w:r>
     </w:p>
     <w:p>
@@ -3579,8 +6169,25 @@
       </w:r>
     </w:p>
     <w:p>
-      <w:r>
-        <w:t>Attempt the independent case before hints. Record whether you worked alone, used a hint or followed a model. After feedback, fix the first unsupported step and explain why it changed. A later check uses a changed case, not a copied answer.</w:t>
+      <w:pPr>
+        <w:spacing w:line="336" w:lineRule="auto" w:after="180"/>
+      </w:pPr>
+      <w:r>
+        <w:rPr>
+          <w:b w:val="0"/>
+        </w:rPr>
+        <w:t>Attempt the independent case before hints. Record whether you worked alone, used a hint or followed a model. After feedback, fix the first unsupported step and explain why it changed.</w:t>
+      </w:r>
+    </w:p>
+    <w:p>
+      <w:pPr>
+        <w:spacing w:line="336" w:lineRule="auto" w:after="180"/>
+      </w:pPr>
+      <w:r>
+        <w:rPr>
+          <w:b w:val="0"/>
+        </w:rPr>
+        <w:t>A later check uses a changed case, not a copied answer.</w:t>
       </w:r>
     </w:p>
     <w:p>
@@ -3593,7 +6200,42 @@
     </w:p>
     <w:p>
       <w:r>
-        <w:t>Start with this question: Treat calibration as a comparison across groups of probability scores.</w:t>
+        <w:t>Use this map to navigate Scores and Calibration Intuition, connect the goals to tasks and keep one evidence record for each attempt.</w:t>
+      </w:r>
+    </w:p>
+    <w:p>
+      <w:pPr>
+        <w:spacing w:line="336" w:lineRule="auto" w:after="180"/>
+      </w:pPr>
+      <w:r>
+        <w:rPr>
+          <w:b w:val="0"/>
+        </w:rPr>
+        <w:t xml:space="preserve">Start with this question: Treat </w:t>
+      </w:r>
+      <w:r>
+        <w:rPr>
+          <w:b/>
+        </w:rPr>
+        <w:t>calibration</w:t>
+      </w:r>
+      <w:r>
+        <w:rPr>
+          <w:b w:val="0"/>
+        </w:rPr>
+        <w:t xml:space="preserve"> as a comparison across groups of probability </w:t>
+      </w:r>
+      <w:r>
+        <w:rPr>
+          <w:b/>
+        </w:rPr>
+        <w:t>score</w:t>
+      </w:r>
+      <w:r>
+        <w:rPr>
+          <w:b w:val="0"/>
+        </w:rPr>
+        <w:t>s.</w:t>
       </w:r>
     </w:p>
     <w:tbl>
@@ -3699,13 +6341,61 @@
       </w:tr>
     </w:tbl>
     <w:p>
-      <w:r>
-        <w:t>Remember → watch and explain → try with help → investigate → try independently → keep project evidence. Your teacher may spread this lesson across several classes.</w:t>
-      </w:r>
-    </w:p>
-    <w:p>
-      <w:r>
-        <w:t>Keep your first prediction. Compare it with what the evidence shows and explain any change.</w:t>
+      <w:pPr>
+        <w:spacing w:line="336" w:lineRule="auto" w:after="180"/>
+      </w:pPr>
+      <w:r>
+        <w:rPr>
+          <w:b w:val="0"/>
+        </w:rPr>
+        <w:t xml:space="preserve">Remember → watch and explain → try with help → investigate → try independently → keep project </w:t>
+      </w:r>
+      <w:r>
+        <w:rPr>
+          <w:b/>
+        </w:rPr>
+        <w:t>evidence</w:t>
+      </w:r>
+      <w:r>
+        <w:rPr>
+          <w:b w:val="0"/>
+        </w:rPr>
+        <w:t>. Your teacher may spread this lesson across several classes.</w:t>
+      </w:r>
+    </w:p>
+    <w:p>
+      <w:pPr>
+        <w:spacing w:line="336" w:lineRule="auto" w:after="180"/>
+      </w:pPr>
+      <w:r>
+        <w:rPr>
+          <w:b w:val="0"/>
+        </w:rPr>
+        <w:t xml:space="preserve">Keep your first </w:t>
+      </w:r>
+      <w:r>
+        <w:rPr>
+          <w:b/>
+        </w:rPr>
+        <w:t>prediction</w:t>
+      </w:r>
+      <w:r>
+        <w:rPr>
+          <w:b w:val="0"/>
+        </w:rPr>
+        <w:t xml:space="preserve">. Compare it with what the </w:t>
+      </w:r>
+      <w:r>
+        <w:rPr>
+          <w:b/>
+        </w:rPr>
+        <w:t>evidence</w:t>
+      </w:r>
+      <w:r>
+        <w:rPr>
+          <w:b w:val="0"/>
+        </w:rPr>
+        <w:t xml:space="preserve"> shows and explain any change.</w:t>
       </w:r>
     </w:p>
     <w:p>
@@ -3718,7 +6408,30 @@
     </w:p>
     <w:p>
       <w:r>
-        <w:t>Close your notes. Explain this goal in your own words: Interpret calibration using groups of forecasts</w:t>
+        <w:t>Explain Scores and Calibration Intuition without notes, identify a remaining question and plan a later check with a changed case.</w:t>
+      </w:r>
+    </w:p>
+    <w:p>
+      <w:pPr>
+        <w:spacing w:line="336" w:lineRule="auto" w:after="180"/>
+      </w:pPr>
+      <w:r>
+        <w:rPr>
+          <w:b w:val="0"/>
+        </w:rPr>
+        <w:t xml:space="preserve">Close your notes. Explain this goal in your own words: Interpret </w:t>
+      </w:r>
+      <w:r>
+        <w:rPr>
+          <w:b/>
+        </w:rPr>
+        <w:t>calibration</w:t>
+      </w:r>
+      <w:r>
+        <w:rPr>
+          <w:b w:val="0"/>
+        </w:rPr>
+        <w:t xml:space="preserve"> using groups of forecasts</w:t>
       </w:r>
     </w:p>
     <w:p>
@@ -3755,13 +6468,61 @@
       </w:r>
     </w:p>
     <w:p>
-      <w:r>
-        <w:t>If you are unsure, return to the worked picture and explain one arrow. If you are ready, change an input or assumption and justify your prediction.</w:t>
-      </w:r>
-    </w:p>
-    <w:p>
-      <w:r>
-        <w:t>Save your workbook evidence. At the next review, try a different case before opening your old answer.</w:t>
+      <w:pPr>
+        <w:spacing w:line="336" w:lineRule="auto" w:after="180"/>
+      </w:pPr>
+      <w:r>
+        <w:rPr>
+          <w:b w:val="0"/>
+        </w:rPr>
+        <w:t xml:space="preserve">If you are unsure, return to the worked picture and explain one arrow. If you are ready, change an </w:t>
+      </w:r>
+      <w:r>
+        <w:rPr>
+          <w:b/>
+        </w:rPr>
+        <w:t>input</w:t>
+      </w:r>
+      <w:r>
+        <w:rPr>
+          <w:b w:val="0"/>
+        </w:rPr>
+        <w:t xml:space="preserve"> or assumption and justify your </w:t>
+      </w:r>
+      <w:r>
+        <w:rPr>
+          <w:b/>
+        </w:rPr>
+        <w:t>prediction</w:t>
+      </w:r>
+      <w:r>
+        <w:rPr>
+          <w:b w:val="0"/>
+        </w:rPr>
+        <w:t>.</w:t>
+      </w:r>
+    </w:p>
+    <w:p>
+      <w:pPr>
+        <w:spacing w:line="336" w:lineRule="auto" w:after="180"/>
+      </w:pPr>
+      <w:r>
+        <w:rPr>
+          <w:b w:val="0"/>
+        </w:rPr>
+        <w:t xml:space="preserve">Save your workbook </w:t>
+      </w:r>
+      <w:r>
+        <w:rPr>
+          <w:b/>
+        </w:rPr>
+        <w:t>evidence</w:t>
+      </w:r>
+      <w:r>
+        <w:rPr>
+          <w:b w:val="0"/>
+        </w:rPr>
+        <w:t>. At the next review, try a different case before opening your old answer.</w:t>
       </w:r>
     </w:p>
     <w:p>
@@ -3774,12 +6535,53 @@
     </w:p>
     <w:p>
       <w:r>
+        <w:t>Attempt supported questions before using hints or feedback. Review a missing building block, then keep the completed work.</w:t>
+      </w:r>
+    </w:p>
+    <w:p>
+      <w:pPr>
+        <w:spacing w:line="336" w:lineRule="auto" w:after="180"/>
+      </w:pPr>
+      <w:r>
+        <w:rPr>
+          <w:b w:val="0"/>
+        </w:rPr>
         <w:t>Use this supported practice once, in the browser or on paper. Keep the reserved independent assessment for a separate first attempt before teacher feedback.</w:t>
       </w:r>
     </w:p>
     <w:p>
-      <w:r>
-        <w:t>Treat calibration as a comparison across groups of probability scores.</w:t>
+      <w:pPr>
+        <w:spacing w:line="336" w:lineRule="auto" w:after="180"/>
+      </w:pPr>
+      <w:r>
+        <w:rPr>
+          <w:b w:val="0"/>
+        </w:rPr>
+        <w:t xml:space="preserve">Treat </w:t>
+      </w:r>
+      <w:r>
+        <w:rPr>
+          <w:b/>
+        </w:rPr>
+        <w:t>calibration</w:t>
+      </w:r>
+      <w:r>
+        <w:rPr>
+          <w:b w:val="0"/>
+        </w:rPr>
+        <w:t xml:space="preserve"> as a comparison across groups of probability </w:t>
+      </w:r>
+      <w:r>
+        <w:rPr>
+          <w:b/>
+        </w:rPr>
+        <w:t>score</w:t>
+      </w:r>
+      <w:r>
+        <w:rPr>
+          <w:b w:val="0"/>
+        </w:rPr>
+        <w:t>s.</w:t>
       </w:r>
     </w:p>
     <w:p>
@@ -3791,22 +6593,61 @@
       </w:r>
     </w:p>
     <w:p>
-      <w:r>
+      <w:pPr>
+        <w:spacing w:line="336" w:lineRule="auto" w:after="180"/>
+      </w:pPr>
+      <w:r>
+        <w:rPr>
+          <w:b w:val="0"/>
+        </w:rPr>
         <w:t>Which labelled step matches this detail? The 0.8 group matches here; the 0.2 group understates the observed fraction by 0.2.</w:t>
       </w:r>
     </w:p>
     <w:p>
-      <w:r>
-        <w:t>1. Group scores</w:t>
-      </w:r>
-    </w:p>
-    <w:p>
-      <w:r>
+      <w:pPr>
+        <w:spacing w:line="336" w:lineRule="auto" w:after="180"/>
+        <w:shd w:fill="F4F9FC"/>
+      </w:pPr>
+      <w:r>
+        <w:rPr>
+          <w:b w:val="0"/>
+        </w:rPr>
+        <w:t xml:space="preserve">1. Group </w:t>
+      </w:r>
+      <w:r>
+        <w:rPr>
+          <w:b/>
+        </w:rPr>
+        <w:t>score</w:t>
+      </w:r>
+      <w:r>
+        <w:rPr>
+          <w:b w:val="0"/>
+        </w:rPr>
+        <w:t>s</w:t>
+      </w:r>
+    </w:p>
+    <w:p>
+      <w:pPr>
+        <w:spacing w:line="336" w:lineRule="auto" w:after="180"/>
+        <w:shd w:fill="F4F9FC"/>
+      </w:pPr>
+      <w:r>
+        <w:rPr>
+          <w:b w:val="0"/>
+        </w:rPr>
         <w:t>2. Compare frequencies</w:t>
       </w:r>
     </w:p>
     <w:p>
-      <w:r>
+      <w:pPr>
+        <w:spacing w:line="336" w:lineRule="auto" w:after="180"/>
+        <w:shd w:fill="F4F9FC"/>
+      </w:pPr>
+      <w:r>
+        <w:rPr>
+          <w:b w:val="0"/>
+        </w:rPr>
         <w:t>3. Interpret gap</w:t>
       </w:r>
     </w:p>
@@ -3844,41 +6685,179 @@
       </w:r>
     </w:p>
     <w:p>
-      <w:r>
+      <w:pPr>
+        <w:pStyle w:val="Heading3"/>
+      </w:pPr>
+      <w:r>
+        <w:t>Hint · try first</w:t>
+      </w:r>
+    </w:p>
+    <w:p>
+      <w:pPr>
+        <w:spacing w:line="336" w:lineRule="auto" w:after="180"/>
+        <w:shd w:fill="F1F6F8"/>
+      </w:pPr>
+      <w:r>
+        <w:rPr>
+          <w:b w:val="0"/>
+        </w:rPr>
         <w:t>Hint if needed: Read the steps in the pictorial case. Match the supplied detail to the stage that performs or records it.</w:t>
       </w:r>
     </w:p>
     <w:p>
-      <w:r>
-        <w:t>After your attempt, compare with the supported explanation: Interpret gap The 0.8 group matches here; the 0.2 group understates the observed fraction by 0.2. Read the picture in order. The 0.8 group matches here; the 0.2 group understates the observed fraction by 0.2. The arrows show which recorded input or intermediate result each decision uses. Explain the deciding step aloud before checking the changed case; pointing to the final answer alone does not show how it follows.</w:t>
-      </w:r>
-    </w:p>
-    <w:p>
       <w:pPr>
         <w:pStyle w:val="Heading3"/>
       </w:pPr>
       <w:r>
+        <w:t>Feedback · compare after trying</w:t>
+      </w:r>
+    </w:p>
+    <w:p>
+      <w:pPr>
+        <w:spacing w:line="336" w:lineRule="auto" w:after="180"/>
+        <w:shd w:fill="F1F6FC"/>
+      </w:pPr>
+      <w:r>
+        <w:rPr>
+          <w:b w:val="0"/>
+        </w:rPr>
+        <w:t>After your attempt, compare with the supported explanation: Interpret gap The 0.8 group matches here; the 0.2 group understates the observed fraction by 0.2. Read the picture in order.</w:t>
+      </w:r>
+    </w:p>
+    <w:p>
+      <w:pPr>
+        <w:spacing w:line="336" w:lineRule="auto" w:after="180"/>
+        <w:shd w:fill="F1F6FC"/>
+      </w:pPr>
+      <w:r>
+        <w:rPr>
+          <w:b w:val="0"/>
+        </w:rPr>
+        <w:t xml:space="preserve">The 0.8 group matches here; the 0.2 group understates the observed fraction by 0.2. The arrows show which recorded </w:t>
+      </w:r>
+      <w:r>
+        <w:rPr>
+          <w:b/>
+        </w:rPr>
+        <w:t>input</w:t>
+      </w:r>
+      <w:r>
+        <w:rPr>
+          <w:b w:val="0"/>
+        </w:rPr>
+        <w:t xml:space="preserve"> or intermediate result each decision uses.</w:t>
+      </w:r>
+    </w:p>
+    <w:p>
+      <w:pPr>
+        <w:spacing w:line="336" w:lineRule="auto" w:after="180"/>
+        <w:shd w:fill="F1F6FC"/>
+      </w:pPr>
+      <w:r>
+        <w:rPr>
+          <w:b w:val="0"/>
+        </w:rPr>
+        <w:t>Explain the deciding step aloud before checking the changed case; pointing to the final answer alone does not show how it follows.</w:t>
+      </w:r>
+    </w:p>
+    <w:p>
+      <w:pPr>
+        <w:pStyle w:val="Heading3"/>
+      </w:pPr>
+      <w:r>
         <w:t>Practice 2: explain the deciding evidence</w:t>
       </w:r>
     </w:p>
     <w:p>
-      <w:r>
+      <w:pPr>
+        <w:pStyle w:val="Heading3"/>
+      </w:pPr>
+      <w:r>
+        <w:t>Changed case · predict first</w:t>
+      </w:r>
+    </w:p>
+    <w:p>
+      <w:pPr>
+        <w:spacing w:line="336" w:lineRule="auto" w:after="180"/>
+        <w:shd w:fill="F5F1FB"/>
+      </w:pPr>
+      <w:r>
+        <w:rPr>
+          <w:b w:val="0"/>
+        </w:rPr>
         <w:t>Changed-case practice: The 0.2 group has two spotted cases instead of four. Which conclusion is supported by the supplied facts?</w:t>
       </w:r>
     </w:p>
     <w:p>
-      <w:r>
-        <w:t>1. Its observed fraction becomes 0.2 and matches the supplied score in this group.</w:t>
-      </w:r>
-    </w:p>
-    <w:p>
-      <w:r>
-        <w:t>2. This one example guarantees correct results for every future input.</w:t>
-      </w:r>
-    </w:p>
-    <w:p>
-      <w:r>
-        <w:t>3. We can decide the result without examining the changed input or the procedure.</w:t>
+      <w:pPr>
+        <w:spacing w:line="336" w:lineRule="auto" w:after="180"/>
+        <w:shd w:fill="F4F9FC"/>
+      </w:pPr>
+      <w:r>
+        <w:rPr>
+          <w:b w:val="0"/>
+        </w:rPr>
+        <w:t xml:space="preserve">1. Its observed fraction becomes 0.2 and matches the supplied </w:t>
+      </w:r>
+      <w:r>
+        <w:rPr>
+          <w:b/>
+        </w:rPr>
+        <w:t>score</w:t>
+      </w:r>
+      <w:r>
+        <w:rPr>
+          <w:b w:val="0"/>
+        </w:rPr>
+        <w:t xml:space="preserve"> in this group.</w:t>
+      </w:r>
+    </w:p>
+    <w:p>
+      <w:pPr>
+        <w:spacing w:line="336" w:lineRule="auto" w:after="180"/>
+        <w:shd w:fill="F4F9FC"/>
+      </w:pPr>
+      <w:r>
+        <w:rPr>
+          <w:b w:val="0"/>
+        </w:rPr>
+        <w:t xml:space="preserve">2. This one example guarantees correct results for every future </w:t>
+      </w:r>
+      <w:r>
+        <w:rPr>
+          <w:b/>
+        </w:rPr>
+        <w:t>input</w:t>
+      </w:r>
+      <w:r>
+        <w:rPr>
+          <w:b w:val="0"/>
+        </w:rPr>
+        <w:t>.</w:t>
+      </w:r>
+    </w:p>
+    <w:p>
+      <w:pPr>
+        <w:spacing w:line="336" w:lineRule="auto" w:after="180"/>
+        <w:shd w:fill="F4F9FC"/>
+      </w:pPr>
+      <w:r>
+        <w:rPr>
+          <w:b w:val="0"/>
+        </w:rPr>
+        <w:t xml:space="preserve">3. We can decide the result without examining the changed </w:t>
+      </w:r>
+      <w:r>
+        <w:rPr>
+          <w:b/>
+        </w:rPr>
+        <w:t>input</w:t>
+      </w:r>
+      <w:r>
+        <w:rPr>
+          <w:b w:val="0"/>
+        </w:rPr>
+        <w:t xml:space="preserve"> or the procedure.</w:t>
       </w:r>
     </w:p>
     <w:p>
@@ -3915,36 +6894,249 @@
       </w:r>
     </w:p>
     <w:p>
-      <w:r>
+      <w:pPr>
+        <w:pStyle w:val="Heading3"/>
+      </w:pPr>
+      <w:r>
+        <w:t>Hint · try first</w:t>
+      </w:r>
+    </w:p>
+    <w:p>
+      <w:pPr>
+        <w:spacing w:line="336" w:lineRule="auto" w:after="180"/>
+        <w:shd w:fill="F1F6F8"/>
+      </w:pPr>
+      <w:r>
+        <w:rPr>
+          <w:b w:val="0"/>
+        </w:rPr>
         <w:t>Hint if needed: Use the changed condition and the deciding step in the pictorial trace. The answer must say what follows from those facts.</w:t>
       </w:r>
     </w:p>
     <w:p>
-      <w:r>
-        <w:t>After your attempt, compare with the supported explanation: Its observed fraction becomes 0.2 and matches the supplied score in this group. Calibration compares stated probabilities with group outcome frequencies.</w:t>
-      </w:r>
-    </w:p>
-    <w:p>
       <w:pPr>
         <w:pStyle w:val="Heading3"/>
       </w:pPr>
       <w:r>
+        <w:t>Feedback · compare after trying</w:t>
+      </w:r>
+    </w:p>
+    <w:p>
+      <w:pPr>
+        <w:spacing w:line="336" w:lineRule="auto" w:after="180"/>
+        <w:shd w:fill="F1F6FC"/>
+      </w:pPr>
+      <w:r>
+        <w:rPr>
+          <w:b w:val="0"/>
+        </w:rPr>
+        <w:t xml:space="preserve">After your attempt, compare with the supported explanation: Its observed fraction becomes 0.2 and matches the supplied </w:t>
+      </w:r>
+      <w:r>
+        <w:rPr>
+          <w:b/>
+        </w:rPr>
+        <w:t>score</w:t>
+      </w:r>
+      <w:r>
+        <w:rPr>
+          <w:b w:val="0"/>
+        </w:rPr>
+        <w:t xml:space="preserve"> in this group. </w:t>
+      </w:r>
+      <w:r>
+        <w:rPr>
+          <w:b/>
+        </w:rPr>
+        <w:t>Calibration</w:t>
+      </w:r>
+      <w:r>
+        <w:rPr>
+          <w:b w:val="0"/>
+        </w:rPr>
+        <w:t xml:space="preserve"> compares stated probabilities with group outcome frequencies.</w:t>
+      </w:r>
+    </w:p>
+    <w:p>
+      <w:pPr>
+        <w:pStyle w:val="Heading3"/>
+      </w:pPr>
+      <w:r>
         <w:t>Repair a missing building block</w:t>
       </w:r>
     </w:p>
     <w:p>
-      <w:r>
-        <w:t>Review Train a Classifier (ai-4/13). Goal: Connect training-only scaling and neighbour prediction in one pipeline. Short practice: Which pipeline record would help another team reproduce the result? Point to the relevant step in the picture, then write the changed result and the rule or evidence that supports it.. Return to this week and explain what you changed.</w:t>
-      </w:r>
-    </w:p>
-    <w:p>
-      <w:r>
-        <w:t>Review Decision Trees (ai-4/11). Goal: Fit a root question and leaf predictions from training examples. Short practice: Which input distinguishes the original and changed tree? Point to the relevant step in the picture, then write the changed result and the rule or evidence that supports it.. Return to this week and explain what you changed.</w:t>
-      </w:r>
-    </w:p>
-    <w:p>
-      <w:r>
-        <w:t>Review Leakage (ai-4/8). Goal: Choose a split unit that matches the intended prediction claim. Short practice: How many independently new plant identities are in the original test? Point to the relevant step in the picture, then write the changed result and the rule or evidence that supports it.. Return to this week and explain what you changed.</w:t>
+      <w:pPr>
+        <w:spacing w:line="336" w:lineRule="auto" w:after="180"/>
+      </w:pPr>
+      <w:r>
+        <w:rPr>
+          <w:b w:val="0"/>
+        </w:rPr>
+        <w:t xml:space="preserve">Review Train a Classifier (ai-4/13). Goal: Connect </w:t>
+      </w:r>
+      <w:r>
+        <w:rPr>
+          <w:b/>
+        </w:rPr>
+        <w:t>training</w:t>
+      </w:r>
+      <w:r>
+        <w:rPr>
+          <w:b w:val="0"/>
+        </w:rPr>
+        <w:t xml:space="preserve">-only scaling and neighbour </w:t>
+      </w:r>
+      <w:r>
+        <w:rPr>
+          <w:b/>
+        </w:rPr>
+        <w:t>prediction</w:t>
+      </w:r>
+      <w:r>
+        <w:rPr>
+          <w:b w:val="0"/>
+        </w:rPr>
+        <w:t xml:space="preserve"> in one pipeline. Short practice: Which pipeline record would help another team reproduce the result?</w:t>
+      </w:r>
+    </w:p>
+    <w:p>
+      <w:pPr>
+        <w:spacing w:line="336" w:lineRule="auto" w:after="180"/>
+      </w:pPr>
+      <w:r>
+        <w:rPr>
+          <w:b w:val="0"/>
+        </w:rPr>
+        <w:t xml:space="preserve">Point to the relevant step in the picture, then write the changed result and the rule or </w:t>
+      </w:r>
+      <w:r>
+        <w:rPr>
+          <w:b/>
+        </w:rPr>
+        <w:t>evidence</w:t>
+      </w:r>
+      <w:r>
+        <w:rPr>
+          <w:b w:val="0"/>
+        </w:rPr>
+        <w:t xml:space="preserve"> that supports it.. Return to this week and explain what you changed.</w:t>
+      </w:r>
+    </w:p>
+    <w:p>
+      <w:pPr>
+        <w:spacing w:line="336" w:lineRule="auto" w:after="180"/>
+      </w:pPr>
+      <w:r>
+        <w:rPr>
+          <w:b w:val="0"/>
+        </w:rPr>
+        <w:t xml:space="preserve">Review Decision Trees (ai-4/11). Goal: Fit a root question and leaf </w:t>
+      </w:r>
+      <w:r>
+        <w:rPr>
+          <w:b/>
+        </w:rPr>
+        <w:t>prediction</w:t>
+      </w:r>
+      <w:r>
+        <w:rPr>
+          <w:b w:val="0"/>
+        </w:rPr>
+        <w:t xml:space="preserve">s from </w:t>
+      </w:r>
+      <w:r>
+        <w:rPr>
+          <w:b/>
+        </w:rPr>
+        <w:t>training</w:t>
+      </w:r>
+      <w:r>
+        <w:rPr>
+          <w:b w:val="0"/>
+        </w:rPr>
+        <w:t xml:space="preserve"> examples. Short practice: Which </w:t>
+      </w:r>
+      <w:r>
+        <w:rPr>
+          <w:b/>
+        </w:rPr>
+        <w:t>input</w:t>
+      </w:r>
+      <w:r>
+        <w:rPr>
+          <w:b w:val="0"/>
+        </w:rPr>
+        <w:t xml:space="preserve"> distinguishes the original and changed tree?</w:t>
+      </w:r>
+    </w:p>
+    <w:p>
+      <w:pPr>
+        <w:spacing w:line="336" w:lineRule="auto" w:after="180"/>
+      </w:pPr>
+      <w:r>
+        <w:rPr>
+          <w:b w:val="0"/>
+        </w:rPr>
+        <w:t xml:space="preserve">Point to the relevant step in the picture, then write the changed result and the rule or </w:t>
+      </w:r>
+      <w:r>
+        <w:rPr>
+          <w:b/>
+        </w:rPr>
+        <w:t>evidence</w:t>
+      </w:r>
+      <w:r>
+        <w:rPr>
+          <w:b w:val="0"/>
+        </w:rPr>
+        <w:t xml:space="preserve"> that supports it.. Return to this week and explain what you changed.</w:t>
+      </w:r>
+    </w:p>
+    <w:p>
+      <w:pPr>
+        <w:spacing w:line="336" w:lineRule="auto" w:after="180"/>
+      </w:pPr>
+      <w:r>
+        <w:rPr>
+          <w:b w:val="0"/>
+        </w:rPr>
+        <w:t xml:space="preserve">Review Leakage (ai-4/8). Goal: Choose a split unit that matches the intended </w:t>
+      </w:r>
+      <w:r>
+        <w:rPr>
+          <w:b/>
+        </w:rPr>
+        <w:t>prediction</w:t>
+      </w:r>
+      <w:r>
+        <w:rPr>
+          <w:b w:val="0"/>
+        </w:rPr>
+        <w:t xml:space="preserve"> claim. Short practice: How many independently new plant identities are in the original test?</w:t>
+      </w:r>
+    </w:p>
+    <w:p>
+      <w:pPr>
+        <w:spacing w:line="336" w:lineRule="auto" w:after="180"/>
+      </w:pPr>
+      <w:r>
+        <w:rPr>
+          <w:b w:val="0"/>
+        </w:rPr>
+        <w:t xml:space="preserve">Point to the relevant step in the picture, then write the changed result and the rule or </w:t>
+      </w:r>
+      <w:r>
+        <w:rPr>
+          <w:b/>
+        </w:rPr>
+        <w:t>evidence</w:t>
+      </w:r>
+      <w:r>
+        <w:rPr>
+          <w:b w:val="0"/>
+        </w:rPr>
+        <w:t xml:space="preserve"> that supports it.. Return to this week and explain what you changed.</w:t>
       </w:r>
     </w:p>
     <w:p>
@@ -3956,8 +7148,61 @@
       </w:r>
     </w:p>
     <w:p>
-      <w:r>
-        <w:t>The browser lab lets you edit the supported Python examples already included in this lesson. Predict first, run, inspect the actual output or error, change one input, then run again. Keep code, predictions, actual results and a reasoned revision together. On paper, label your result as a trace rather than an execution.</w:t>
+      <w:pPr>
+        <w:spacing w:line="336" w:lineRule="auto" w:after="180"/>
+      </w:pPr>
+      <w:r>
+        <w:rPr>
+          <w:b w:val="0"/>
+        </w:rPr>
+        <w:t xml:space="preserve">The browser lab lets you edit the supported Python examples already included in this lesson. Predict first, run, inspect the actual </w:t>
+      </w:r>
+      <w:r>
+        <w:rPr>
+          <w:b/>
+        </w:rPr>
+        <w:t>output</w:t>
+      </w:r>
+      <w:r>
+        <w:rPr>
+          <w:b w:val="0"/>
+        </w:rPr>
+        <w:t xml:space="preserve"> or error, change one </w:t>
+      </w:r>
+      <w:r>
+        <w:rPr>
+          <w:b/>
+        </w:rPr>
+        <w:t>input</w:t>
+      </w:r>
+      <w:r>
+        <w:rPr>
+          <w:b w:val="0"/>
+        </w:rPr>
+        <w:t>, then run again.</w:t>
+      </w:r>
+    </w:p>
+    <w:p>
+      <w:pPr>
+        <w:spacing w:line="336" w:lineRule="auto" w:after="180"/>
+      </w:pPr>
+      <w:r>
+        <w:rPr>
+          <w:b w:val="0"/>
+        </w:rPr>
+        <w:t xml:space="preserve">Keep code, </w:t>
+      </w:r>
+      <w:r>
+        <w:rPr>
+          <w:b/>
+        </w:rPr>
+        <w:t>prediction</w:t>
+      </w:r>
+      <w:r>
+        <w:rPr>
+          <w:b w:val="0"/>
+        </w:rPr>
+        <w:t>s, actual results and a reasoned revision together. On paper, label your result as a trace rather than an execution.</w:t>
       </w:r>
     </w:p>
     <w:p>
@@ -3969,8 +7214,841 @@
       </w:r>
     </w:p>
     <w:p>
-      <w:r>
-        <w:t>Use Download completed work in the hosted lesson to export your answers, reflections, practice feedback and code-run evidence. Open the HTML copy to read or print it. Drafts stay in this browser when storage is available; clear drafts on a shared device.</w:t>
+      <w:pPr>
+        <w:spacing w:line="336" w:lineRule="auto" w:after="180"/>
+      </w:pPr>
+      <w:r>
+        <w:rPr>
+          <w:b w:val="0"/>
+        </w:rPr>
+        <w:t xml:space="preserve">Use Download completed work in the hosted lesson to export your answers, reflections, practice feedback and code-run </w:t>
+      </w:r>
+      <w:r>
+        <w:rPr>
+          <w:b/>
+        </w:rPr>
+        <w:t>evidence</w:t>
+      </w:r>
+      <w:r>
+        <w:rPr>
+          <w:b w:val="0"/>
+        </w:rPr>
+        <w:t>. Open the HTML copy to read or print it.</w:t>
+      </w:r>
+    </w:p>
+    <w:p>
+      <w:pPr>
+        <w:spacing w:line="336" w:lineRule="auto" w:after="180"/>
+      </w:pPr>
+      <w:r>
+        <w:rPr>
+          <w:b w:val="0"/>
+        </w:rPr>
+        <w:t>Drafts stay in this browser when storage is available; clear drafts on a shared device.</w:t>
+      </w:r>
+    </w:p>
+    <w:p>
+      <w:pPr>
+        <w:pStyle w:val="Heading1"/>
+      </w:pPr>
+      <w:r>
+        <w:t>18. Visual concept journey</w:t>
+      </w:r>
+    </w:p>
+    <w:p>
+      <w:r>
+        <w:t>Explain each Scores and Calibration Intuition graphic using its labels, deciding evidence and relevant limitation.</w:t>
+      </w:r>
+    </w:p>
+    <w:p>
+      <w:pPr>
+        <w:pStyle w:val="Heading3"/>
+      </w:pPr>
+      <w:r>
+        <w:t>01. Scores and Calibration Intuition: the case</w:t>
+      </w:r>
+    </w:p>
+    <w:p>
+      <w:r>
+        <w:drawing>
+          <wp:inline xmlns:a="http://schemas.openxmlformats.org/drawingml/2006/main" xmlns:pic="http://schemas.openxmlformats.org/drawingml/2006/picture">
+            <wp:extent cx="5486400" cy="3142488"/>
+            <wp:docPr id="21" name="Picture 21" descr="Treat calibration as a comparison across groups of probability scores. Supplied facts: Toy classifier outputs p(spotted)=0.8 on ten cases; eight are actually spotted. Another ten have p=0.2; four are spotted. All inputs and outcomes in this worked example are invented classroom data; no real model run is claimed."/>
+            <wp:cNvGraphicFramePr>
+              <a:graphicFrameLocks noChangeAspect="1"/>
+            </wp:cNvGraphicFramePr>
+            <a:graphic>
+              <a:graphicData uri="http://schemas.openxmlformats.org/drawingml/2006/picture">
+                <pic:pic>
+                  <pic:nvPicPr>
+                    <pic:cNvPr id="0" name="academy-story-ai-4-14-01.png"/>
+                    <pic:cNvPicPr/>
+                  </pic:nvPicPr>
+                  <pic:blipFill>
+                    <a:blip r:embed="rId28"/>
+                    <a:stretch>
+                      <a:fillRect/>
+                    </a:stretch>
+                  </pic:blipFill>
+                  <pic:spPr>
+                    <a:xfrm>
+                      <a:off x="0" y="0"/>
+                      <a:ext cx="5486400" cy="3142488"/>
+                    </a:xfrm>
+                    <a:prstGeom prst="rect"/>
+                  </pic:spPr>
+                </pic:pic>
+              </a:graphicData>
+            </a:graphic>
+          </wp:inline>
+        </w:drawing>
+      </w:r>
+    </w:p>
+    <w:p>
+      <w:pPr>
+        <w:spacing w:line="336" w:lineRule="auto" w:after="180"/>
+      </w:pPr>
+      <w:r>
+        <w:rPr>
+          <w:b w:val="0"/>
+        </w:rPr>
+        <w:t xml:space="preserve">Treat </w:t>
+      </w:r>
+      <w:r>
+        <w:rPr>
+          <w:b/>
+        </w:rPr>
+        <w:t>calibration</w:t>
+      </w:r>
+      <w:r>
+        <w:rPr>
+          <w:b w:val="0"/>
+        </w:rPr>
+        <w:t xml:space="preserve"> as a comparison across groups of probability </w:t>
+      </w:r>
+      <w:r>
+        <w:rPr>
+          <w:b/>
+        </w:rPr>
+        <w:t>score</w:t>
+      </w:r>
+      <w:r>
+        <w:rPr>
+          <w:b w:val="0"/>
+        </w:rPr>
+        <w:t xml:space="preserve">s. Supplied facts: Toy classifier </w:t>
+      </w:r>
+      <w:r>
+        <w:rPr>
+          <w:b/>
+        </w:rPr>
+        <w:t>output</w:t>
+      </w:r>
+      <w:r>
+        <w:rPr>
+          <w:b w:val="0"/>
+        </w:rPr>
+        <w:t>s p(spotted)=0.8 on ten cases; eight are actually spotted. Another ten have p=0.2; four are spotted.</w:t>
+      </w:r>
+    </w:p>
+    <w:p>
+      <w:pPr>
+        <w:spacing w:line="336" w:lineRule="auto" w:after="180"/>
+      </w:pPr>
+      <w:r>
+        <w:rPr>
+          <w:b w:val="0"/>
+        </w:rPr>
+        <w:t xml:space="preserve">All </w:t>
+      </w:r>
+      <w:r>
+        <w:rPr>
+          <w:b/>
+        </w:rPr>
+        <w:t>input</w:t>
+      </w:r>
+      <w:r>
+        <w:rPr>
+          <w:b w:val="0"/>
+        </w:rPr>
+        <w:t>s and outcomes in this worked example are invented classroom data; no real model run is claimed.</w:t>
+      </w:r>
+    </w:p>
+    <w:p>
+      <w:pPr>
+        <w:spacing w:line="336" w:lineRule="auto" w:after="180"/>
+        <w:shd w:fill="F5F1FB"/>
+      </w:pPr>
+      <w:r>
+        <w:rPr>
+          <w:b w:val="0"/>
+        </w:rPr>
+        <w:t>Point to the given fact that matters most. Explain why it matters.</w:t>
+      </w:r>
+    </w:p>
+    <w:p>
+      <w:pPr>
+        <w:pStyle w:val="Heading3"/>
+      </w:pPr>
+      <w:r>
+        <w:t>02. Follow the deciding steps</w:t>
+      </w:r>
+    </w:p>
+    <w:p>
+      <w:r>
+        <w:drawing>
+          <wp:inline xmlns:a="http://schemas.openxmlformats.org/drawingml/2006/main" xmlns:pic="http://schemas.openxmlformats.org/drawingml/2006/picture">
+            <wp:extent cx="5486400" cy="3337560"/>
+            <wp:docPr id="22" name="Picture 22" descr="Group scores: Keep the ten 0.8 cases and ten 0.2 cases separate. → Compare frequencies: Observed spotted fractions are 8/10=0.8 and 4/10=0.4. → Interpret gap: The 0.8 group matches here; the 0.2 group understates the observed fraction by 0.2."/>
+            <wp:cNvGraphicFramePr>
+              <a:graphicFrameLocks noChangeAspect="1"/>
+            </wp:cNvGraphicFramePr>
+            <a:graphic>
+              <a:graphicData uri="http://schemas.openxmlformats.org/drawingml/2006/picture">
+                <pic:pic>
+                  <pic:nvPicPr>
+                    <pic:cNvPr id="0" name="academy-story-ai-4-14-02.png"/>
+                    <pic:cNvPicPr/>
+                  </pic:nvPicPr>
+                  <pic:blipFill>
+                    <a:blip r:embed="rId29"/>
+                    <a:stretch>
+                      <a:fillRect/>
+                    </a:stretch>
+                  </pic:blipFill>
+                  <pic:spPr>
+                    <a:xfrm>
+                      <a:off x="0" y="0"/>
+                      <a:ext cx="5486400" cy="3337560"/>
+                    </a:xfrm>
+                    <a:prstGeom prst="rect"/>
+                  </pic:spPr>
+                </pic:pic>
+              </a:graphicData>
+            </a:graphic>
+          </wp:inline>
+        </w:drawing>
+      </w:r>
+    </w:p>
+    <w:p>
+      <w:pPr>
+        <w:spacing w:line="336" w:lineRule="auto" w:after="180"/>
+      </w:pPr>
+      <w:r>
+        <w:rPr>
+          <w:b w:val="0"/>
+        </w:rPr>
+        <w:t xml:space="preserve">Group </w:t>
+      </w:r>
+      <w:r>
+        <w:rPr>
+          <w:b/>
+        </w:rPr>
+        <w:t>score</w:t>
+      </w:r>
+      <w:r>
+        <w:rPr>
+          <w:b w:val="0"/>
+        </w:rPr>
+        <w:t>s: Keep the ten 0.8 cases and ten 0.2 cases separate. → Compare frequencies: Observed spotted fractions are 8/10=0.8 and 4/10=0.4. → Interpret gap: The 0.8 group matches here; the 0.2 group understates the observed fraction by 0.2.</w:t>
+      </w:r>
+    </w:p>
+    <w:p>
+      <w:pPr>
+        <w:spacing w:line="336" w:lineRule="auto" w:after="180"/>
+        <w:shd w:fill="F5F1FB"/>
+      </w:pPr>
+      <w:r>
+        <w:rPr>
+          <w:b w:val="0"/>
+        </w:rPr>
+        <w:t xml:space="preserve">Point to each numbered stage and explain which recorded </w:t>
+      </w:r>
+      <w:r>
+        <w:rPr>
+          <w:b/>
+        </w:rPr>
+        <w:t>input</w:t>
+      </w:r>
+      <w:r>
+        <w:rPr>
+          <w:b w:val="0"/>
+        </w:rPr>
+        <w:t xml:space="preserve"> it uses.</w:t>
+      </w:r>
+    </w:p>
+    <w:p>
+      <w:pPr>
+        <w:pStyle w:val="Heading3"/>
+      </w:pPr>
+      <w:r>
+        <w:t>03. Four-step worked evidence for Week 14: Scores and Calibration Intuition</w:t>
+      </w:r>
+    </w:p>
+    <w:p>
+      <w:r>
+        <w:drawing>
+          <wp:inline xmlns:a="http://schemas.openxmlformats.org/drawingml/2006/main" xmlns:pic="http://schemas.openxmlformats.org/drawingml/2006/picture">
+            <wp:extent cx="5486400" cy="3895344"/>
+            <wp:docPr id="23" name="Picture 23" descr="Four-step worked evidence for Week 14: Scores and Calibration Intuition. 1 | Each score estimates the probability that the selected label is correct. Ten predictions have such scores near 0.8.. 2 | Only six are correct, so observed correctness is 6 ÷ 10 = 60%.. 3 | The score ranking may still help, but 0.8 should not be stated as an 80% guarantee.. 4 | Use bins across many cases and design an uncertain zone requiring human review."/>
+            <wp:cNvGraphicFramePr>
+              <a:graphicFrameLocks noChangeAspect="1"/>
+            </wp:cNvGraphicFramePr>
+            <a:graphic>
+              <a:graphicData uri="http://schemas.openxmlformats.org/drawingml/2006/picture">
+                <pic:pic>
+                  <pic:nvPicPr>
+                    <pic:cNvPr id="0" name="academy-story-ai-4-14-03.png"/>
+                    <pic:cNvPicPr/>
+                  </pic:nvPicPr>
+                  <pic:blipFill>
+                    <a:blip r:embed="rId30"/>
+                    <a:stretch>
+                      <a:fillRect/>
+                    </a:stretch>
+                  </pic:blipFill>
+                  <pic:spPr>
+                    <a:xfrm>
+                      <a:off x="0" y="0"/>
+                      <a:ext cx="5486400" cy="3895344"/>
+                    </a:xfrm>
+                    <a:prstGeom prst="rect"/>
+                  </pic:spPr>
+                </pic:pic>
+              </a:graphicData>
+            </a:graphic>
+          </wp:inline>
+        </w:drawing>
+      </w:r>
+    </w:p>
+    <w:p>
+      <w:pPr>
+        <w:spacing w:line="336" w:lineRule="auto" w:after="180"/>
+      </w:pPr>
+      <w:r>
+        <w:rPr>
+          <w:b w:val="0"/>
+        </w:rPr>
+        <w:t xml:space="preserve">Four-step worked </w:t>
+      </w:r>
+      <w:r>
+        <w:rPr>
+          <w:b/>
+        </w:rPr>
+        <w:t>evidence</w:t>
+      </w:r>
+      <w:r>
+        <w:rPr>
+          <w:b w:val="0"/>
+        </w:rPr>
+        <w:t xml:space="preserve"> for Week 14: </w:t>
+      </w:r>
+      <w:r>
+        <w:rPr>
+          <w:b/>
+        </w:rPr>
+        <w:t>Score</w:t>
+      </w:r>
+      <w:r>
+        <w:rPr>
+          <w:b w:val="0"/>
+        </w:rPr>
+        <w:t xml:space="preserve">s and </w:t>
+      </w:r>
+      <w:r>
+        <w:rPr>
+          <w:b/>
+        </w:rPr>
+        <w:t>Calibration</w:t>
+      </w:r>
+      <w:r>
+        <w:rPr>
+          <w:b w:val="0"/>
+        </w:rPr>
+        <w:t xml:space="preserve"> Intuition. 1 | Each </w:t>
+      </w:r>
+      <w:r>
+        <w:rPr>
+          <w:b/>
+        </w:rPr>
+        <w:t>score</w:t>
+      </w:r>
+      <w:r>
+        <w:rPr>
+          <w:b w:val="0"/>
+        </w:rPr>
+        <w:t xml:space="preserve"> estimates the probability that the selected label is correct.</w:t>
+      </w:r>
+    </w:p>
+    <w:p>
+      <w:pPr>
+        <w:spacing w:line="336" w:lineRule="auto" w:after="180"/>
+      </w:pPr>
+      <w:r>
+        <w:rPr>
+          <w:b w:val="0"/>
+        </w:rPr>
+        <w:t xml:space="preserve">Ten </w:t>
+      </w:r>
+      <w:r>
+        <w:rPr>
+          <w:b/>
+        </w:rPr>
+        <w:t>prediction</w:t>
+      </w:r>
+      <w:r>
+        <w:rPr>
+          <w:b w:val="0"/>
+        </w:rPr>
+        <w:t xml:space="preserve">s have such </w:t>
+      </w:r>
+      <w:r>
+        <w:rPr>
+          <w:b/>
+        </w:rPr>
+        <w:t>score</w:t>
+      </w:r>
+      <w:r>
+        <w:rPr>
+          <w:b w:val="0"/>
+        </w:rPr>
+        <w:t xml:space="preserve">s near 0.8.. 2 | Only six are correct, so observed correctness is 6 ÷ 10 = </w:t>
+      </w:r>
+      <w:r>
+        <w:rPr>
+          <w:b/>
+        </w:rPr>
+        <w:t>60%</w:t>
+      </w:r>
+      <w:r>
+        <w:rPr>
+          <w:b w:val="0"/>
+        </w:rPr>
+        <w:t xml:space="preserve">.. 3 | The </w:t>
+      </w:r>
+      <w:r>
+        <w:rPr>
+          <w:b/>
+        </w:rPr>
+        <w:t>score</w:t>
+      </w:r>
+      <w:r>
+        <w:rPr>
+          <w:b w:val="0"/>
+        </w:rPr>
+        <w:t xml:space="preserve"> ranking may still help, but 0.8 should not be stated as an </w:t>
+      </w:r>
+      <w:r>
+        <w:rPr>
+          <w:b/>
+        </w:rPr>
+        <w:t>80%</w:t>
+      </w:r>
+      <w:r>
+        <w:rPr>
+          <w:b w:val="0"/>
+        </w:rPr>
+        <w:t xml:space="preserve"> guarantee.. 4 | Use bins across many cases and design an uncertain zone requiring human review.</w:t>
+      </w:r>
+    </w:p>
+    <w:p>
+      <w:pPr>
+        <w:spacing w:line="336" w:lineRule="auto" w:after="180"/>
+        <w:shd w:fill="F5F1FB"/>
+      </w:pPr>
+      <w:r>
+        <w:rPr>
+          <w:b w:val="0"/>
+        </w:rPr>
+        <w:t>Read the labels and values. Explain the relationship the model shows.</w:t>
+      </w:r>
+    </w:p>
+    <w:p>
+      <w:pPr>
+        <w:pStyle w:val="Heading3"/>
+      </w:pPr>
+      <w:r>
+        <w:t>04. Change one thing. Trace what follows.</w:t>
+      </w:r>
+    </w:p>
+    <w:p>
+      <w:r>
+        <w:drawing>
+          <wp:inline xmlns:a="http://schemas.openxmlformats.org/drawingml/2006/main" xmlns:pic="http://schemas.openxmlformats.org/drawingml/2006/picture">
+            <wp:extent cx="5486400" cy="3026664"/>
+            <wp:docPr id="24" name="Picture 24" descr="Original case: The 0.8 group matches here; the 0.2 group understates the observed fraction by 0.2. Changed condition: The 0.2 group has two spotted cases instead of four. Expected result: Its observed fraction becomes 0.2 and matches the supplied score in this group. Reason: Calibration compares stated probabilities with group outcome frequencies."/>
+            <wp:cNvGraphicFramePr>
+              <a:graphicFrameLocks noChangeAspect="1"/>
+            </wp:cNvGraphicFramePr>
+            <a:graphic>
+              <a:graphicData uri="http://schemas.openxmlformats.org/drawingml/2006/picture">
+                <pic:pic>
+                  <pic:nvPicPr>
+                    <pic:cNvPr id="0" name="academy-story-ai-4-14-04.png"/>
+                    <pic:cNvPicPr/>
+                  </pic:nvPicPr>
+                  <pic:blipFill>
+                    <a:blip r:embed="rId31"/>
+                    <a:stretch>
+                      <a:fillRect/>
+                    </a:stretch>
+                  </pic:blipFill>
+                  <pic:spPr>
+                    <a:xfrm>
+                      <a:off x="0" y="0"/>
+                      <a:ext cx="5486400" cy="3026664"/>
+                    </a:xfrm>
+                    <a:prstGeom prst="rect"/>
+                  </pic:spPr>
+                </pic:pic>
+              </a:graphicData>
+            </a:graphic>
+          </wp:inline>
+        </w:drawing>
+      </w:r>
+    </w:p>
+    <w:p>
+      <w:pPr>
+        <w:spacing w:line="336" w:lineRule="auto" w:after="180"/>
+      </w:pPr>
+      <w:r>
+        <w:rPr>
+          <w:b w:val="0"/>
+        </w:rPr>
+        <w:t>Original case: The 0.8 group matches here; the 0.2 group understates the observed fraction by 0.2. Changed condition: The 0.2 group has two spotted cases instead of four.</w:t>
+      </w:r>
+    </w:p>
+    <w:p>
+      <w:pPr>
+        <w:spacing w:line="336" w:lineRule="auto" w:after="180"/>
+      </w:pPr>
+      <w:r>
+        <w:rPr>
+          <w:b w:val="0"/>
+        </w:rPr>
+        <w:t xml:space="preserve">Expected result: Its observed fraction becomes 0.2 and matches the supplied </w:t>
+      </w:r>
+      <w:r>
+        <w:rPr>
+          <w:b/>
+        </w:rPr>
+        <w:t>score</w:t>
+      </w:r>
+      <w:r>
+        <w:rPr>
+          <w:b w:val="0"/>
+        </w:rPr>
+        <w:t xml:space="preserve"> in this group. Reason: </w:t>
+      </w:r>
+      <w:r>
+        <w:rPr>
+          <w:b/>
+        </w:rPr>
+        <w:t>Calibration</w:t>
+      </w:r>
+      <w:r>
+        <w:rPr>
+          <w:b w:val="0"/>
+        </w:rPr>
+        <w:t xml:space="preserve"> compares stated probabilities with group outcome frequencies.</w:t>
+      </w:r>
+    </w:p>
+    <w:p>
+      <w:pPr>
+        <w:spacing w:line="336" w:lineRule="auto" w:after="180"/>
+        <w:shd w:fill="F5F1FB"/>
+      </w:pPr>
+      <w:r>
+        <w:rPr>
+          <w:b w:val="0"/>
+        </w:rPr>
+        <w:t>Predict before checking the worked changed-case result. Name what changed and what the supplied facts allow you to conclude.</w:t>
+      </w:r>
+    </w:p>
+    <w:p>
+      <w:pPr>
+        <w:pStyle w:val="Heading3"/>
+      </w:pPr>
+      <w:r>
+        <w:t>05. Connect the explanation to its limit</w:t>
+      </w:r>
+    </w:p>
+    <w:p>
+      <w:r>
+        <w:drawing>
+          <wp:inline xmlns:a="http://schemas.openxmlformats.org/drawingml/2006/main" xmlns:pic="http://schemas.openxmlformats.org/drawingml/2006/picture">
+            <wp:extent cx="5486400" cy="2834640"/>
+            <wp:docPr id="25" name="Picture 25" descr="Read the picture in order. The 0.8 group matches here; the 0.2 group understates the observed fraction by 0.2. The arrows show which recorded input or intermediate result each decision uses. Explain the deciding step aloud before checking the changed case; pointing to the final answer alone does not show how it follows. Limit: Ten cases per group provide noisy evidence; the exercise does not establish calibration on every score or setting."/>
+            <wp:cNvGraphicFramePr>
+              <a:graphicFrameLocks noChangeAspect="1"/>
+            </wp:cNvGraphicFramePr>
+            <a:graphic>
+              <a:graphicData uri="http://schemas.openxmlformats.org/drawingml/2006/picture">
+                <pic:pic>
+                  <pic:nvPicPr>
+                    <pic:cNvPr id="0" name="academy-story-ai-4-14-05.png"/>
+                    <pic:cNvPicPr/>
+                  </pic:nvPicPr>
+                  <pic:blipFill>
+                    <a:blip r:embed="rId32"/>
+                    <a:stretch>
+                      <a:fillRect/>
+                    </a:stretch>
+                  </pic:blipFill>
+                  <pic:spPr>
+                    <a:xfrm>
+                      <a:off x="0" y="0"/>
+                      <a:ext cx="5486400" cy="2834640"/>
+                    </a:xfrm>
+                    <a:prstGeom prst="rect"/>
+                  </pic:spPr>
+                </pic:pic>
+              </a:graphicData>
+            </a:graphic>
+          </wp:inline>
+        </w:drawing>
+      </w:r>
+    </w:p>
+    <w:p>
+      <w:pPr>
+        <w:spacing w:line="336" w:lineRule="auto" w:after="180"/>
+      </w:pPr>
+      <w:r>
+        <w:rPr>
+          <w:b w:val="0"/>
+        </w:rPr>
+        <w:t xml:space="preserve">Read the picture in order. The 0.8 group matches here; the 0.2 group understates the observed fraction by 0.2. The arrows show which recorded </w:t>
+      </w:r>
+      <w:r>
+        <w:rPr>
+          <w:b/>
+        </w:rPr>
+        <w:t>input</w:t>
+      </w:r>
+      <w:r>
+        <w:rPr>
+          <w:b w:val="0"/>
+        </w:rPr>
+        <w:t xml:space="preserve"> or intermediate result each decision uses.</w:t>
+      </w:r>
+    </w:p>
+    <w:p>
+      <w:pPr>
+        <w:spacing w:line="336" w:lineRule="auto" w:after="180"/>
+      </w:pPr>
+      <w:r>
+        <w:rPr>
+          <w:b w:val="0"/>
+        </w:rPr>
+        <w:t>Explain the deciding step aloud before checking the changed case; pointing to the final answer alone does not show how it follows.</w:t>
+      </w:r>
+    </w:p>
+    <w:p>
+      <w:pPr>
+        <w:spacing w:line="336" w:lineRule="auto" w:after="180"/>
+      </w:pPr>
+      <w:r>
+        <w:rPr>
+          <w:b w:val="0"/>
+        </w:rPr>
+        <w:t xml:space="preserve">Limit: Ten cases per group provide noisy </w:t>
+      </w:r>
+      <w:r>
+        <w:rPr>
+          <w:b/>
+        </w:rPr>
+        <w:t>evidence</w:t>
+      </w:r>
+      <w:r>
+        <w:rPr>
+          <w:b w:val="0"/>
+        </w:rPr>
+        <w:t xml:space="preserve">; the exercise does not establish </w:t>
+      </w:r>
+      <w:r>
+        <w:rPr>
+          <w:b/>
+        </w:rPr>
+        <w:t>calibration</w:t>
+      </w:r>
+      <w:r>
+        <w:rPr>
+          <w:b w:val="0"/>
+        </w:rPr>
+        <w:t xml:space="preserve"> on every </w:t>
+      </w:r>
+      <w:r>
+        <w:rPr>
+          <w:b/>
+        </w:rPr>
+        <w:t>score</w:t>
+      </w:r>
+      <w:r>
+        <w:rPr>
+          <w:b w:val="0"/>
+        </w:rPr>
+        <w:t xml:space="preserve"> or setting.</w:t>
+      </w:r>
+    </w:p>
+    <w:p>
+      <w:pPr>
+        <w:spacing w:line="336" w:lineRule="auto" w:after="180"/>
+        <w:shd w:fill="F5F1FB"/>
+      </w:pPr>
+      <w:r>
+        <w:rPr>
+          <w:b w:val="0"/>
+        </w:rPr>
+        <w:t>Explain the case, then point to a limit on the claim.</w:t>
+      </w:r>
+    </w:p>
+    <w:p>
+      <w:pPr>
+        <w:pStyle w:val="Heading3"/>
+      </w:pPr>
+      <w:r>
+        <w:t>06. Make the idea visible in your project</w:t>
+      </w:r>
+    </w:p>
+    <w:p>
+      <w:r>
+        <w:drawing>
+          <wp:inline xmlns:a="http://schemas.openxmlformats.org/drawingml/2006/main" xmlns:pic="http://schemas.openxmlformats.org/drawingml/2006/picture">
+            <wp:extent cx="5486400" cy="3681984"/>
+            <wp:docPr id="26" name="Picture 26" descr="For your Responsible Plant Classifier, save the input, procedure, observed result and limitation of this check. Label this worked example as practice; use a different, previously unreviewed case when checking independent understanding. Draw your input, deciding step, result and limit. Supported question: Does a calibrated 0.8 score mean every such leaf is spotted? Point to the relevant step in the picture, then write the changed result and the rule or evidence that supports it."/>
+            <wp:cNvGraphicFramePr>
+              <a:graphicFrameLocks noChangeAspect="1"/>
+            </wp:cNvGraphicFramePr>
+            <a:graphic>
+              <a:graphicData uri="http://schemas.openxmlformats.org/drawingml/2006/picture">
+                <pic:pic>
+                  <pic:nvPicPr>
+                    <pic:cNvPr id="0" name="academy-story-ai-4-14-06.png"/>
+                    <pic:cNvPicPr/>
+                  </pic:nvPicPr>
+                  <pic:blipFill>
+                    <a:blip r:embed="rId33"/>
+                    <a:stretch>
+                      <a:fillRect/>
+                    </a:stretch>
+                  </pic:blipFill>
+                  <pic:spPr>
+                    <a:xfrm>
+                      <a:off x="0" y="0"/>
+                      <a:ext cx="5486400" cy="3681984"/>
+                    </a:xfrm>
+                    <a:prstGeom prst="rect"/>
+                  </pic:spPr>
+                </pic:pic>
+              </a:graphicData>
+            </a:graphic>
+          </wp:inline>
+        </w:drawing>
+      </w:r>
+    </w:p>
+    <w:p>
+      <w:pPr>
+        <w:spacing w:line="336" w:lineRule="auto" w:after="180"/>
+      </w:pPr>
+      <w:r>
+        <w:rPr>
+          <w:b w:val="0"/>
+        </w:rPr>
+        <w:t xml:space="preserve">For your Responsible Plant Classifier, save the </w:t>
+      </w:r>
+      <w:r>
+        <w:rPr>
+          <w:b/>
+        </w:rPr>
+        <w:t>input</w:t>
+      </w:r>
+      <w:r>
+        <w:rPr>
+          <w:b w:val="0"/>
+        </w:rPr>
+        <w:t>, procedure, observed result and limitation of this check.</w:t>
+      </w:r>
+    </w:p>
+    <w:p>
+      <w:pPr>
+        <w:spacing w:line="336" w:lineRule="auto" w:after="180"/>
+      </w:pPr>
+      <w:r>
+        <w:rPr>
+          <w:b w:val="0"/>
+        </w:rPr>
+        <w:t xml:space="preserve">Label this worked example as practice; use a different, previously unreviewed case when checking independent understanding. Draw your </w:t>
+      </w:r>
+      <w:r>
+        <w:rPr>
+          <w:b/>
+        </w:rPr>
+        <w:t>input</w:t>
+      </w:r>
+      <w:r>
+        <w:rPr>
+          <w:b w:val="0"/>
+        </w:rPr>
+        <w:t>, deciding step, result and limit.</w:t>
+      </w:r>
+    </w:p>
+    <w:p>
+      <w:pPr>
+        <w:spacing w:line="336" w:lineRule="auto" w:after="180"/>
+      </w:pPr>
+      <w:r>
+        <w:rPr>
+          <w:b w:val="0"/>
+        </w:rPr>
+        <w:t xml:space="preserve">Supported question: Does a calibrated 0.8 </w:t>
+      </w:r>
+      <w:r>
+        <w:rPr>
+          <w:b/>
+        </w:rPr>
+        <w:t>score</w:t>
+      </w:r>
+      <w:r>
+        <w:rPr>
+          <w:b w:val="0"/>
+        </w:rPr>
+        <w:t xml:space="preserve"> mean every such leaf is spotted? Point to the relevant step in the picture, then write the changed result and the rule or </w:t>
+      </w:r>
+      <w:r>
+        <w:rPr>
+          <w:b/>
+        </w:rPr>
+        <w:t>evidence</w:t>
+      </w:r>
+      <w:r>
+        <w:rPr>
+          <w:b w:val="0"/>
+        </w:rPr>
+        <w:t xml:space="preserve"> that supports it.</w:t>
+      </w:r>
+    </w:p>
+    <w:p>
+      <w:pPr>
+        <w:spacing w:line="336" w:lineRule="auto" w:after="180"/>
+        <w:shd w:fill="F5F1FB"/>
+      </w:pPr>
+      <w:r>
+        <w:rPr>
+          <w:b w:val="0"/>
+        </w:rPr>
+        <w:t xml:space="preserve">Draw your project trace and justify the deciding step using </w:t>
+      </w:r>
+      <w:r>
+        <w:rPr>
+          <w:b/>
+        </w:rPr>
+        <w:t>evidence</w:t>
+      </w:r>
+      <w:r>
+        <w:rPr>
+          <w:b w:val="0"/>
+        </w:rPr>
+        <w:t>.</w:t>
       </w:r>
     </w:p>
     <w:sectPr>
